--- a/Пояснительная записка_ Курсовой проект по учету займов.docx
+++ b/Пояснительная записка_ Курсовой проект по учету займов.docx
@@ -23,7 +23,17 @@
           <w:szCs w:val="28"/>
           <w:lang w:val="ru-RU"/>
         </w:rPr>
-        <w:t>МИНИСТЕРСТВО ОБРАЗОВАНИЯ САРАТОВСКОЙ ОБЛАСТИ ГОСУДАРСТВЕННОЕ АВТОНОМНОЕ ПРФЕССИОНАЛЬНОЕ</w:t>
+        <w:t xml:space="preserve">МИНИСТЕРСТВО ОБРАЗОВАНИЯ САРАТОВСКОЙ ОБЛАСТИ ГОСУДАРСТВЕННОЕ АВТОНОМНОЕ </w:t>
+      </w:r>
+      <w:r>
+        <w:rPr>
+          <w:rFonts w:ascii="Times New Roman" w:hAnsi="Times New Roman" w:eastAsia="Times New Roman"/>
+          <w:caps/>
+          <w:sz w:val="28"/>
+          <w:szCs w:val="28"/>
+          <w:lang w:val="en-US"/>
+        </w:rPr>
+        <w:t>ПРОФЕССИОНАЛЬНОЕ</w:t>
       </w:r>
     </w:p>
     <w:p>
@@ -678,6 +688,11 @@
         <w:tabs>
           <w:tab w:val="right" w:leader="dot" w:pos="9691"/>
         </w:tabs>
+        <w:rPr>
+          <w:rFonts w:hint="default" w:ascii="Times New Roman" w:hAnsi="Times New Roman" w:cs="Times New Roman"/>
+          <w:sz w:val="28"/>
+          <w:szCs w:val="28"/>
+        </w:rPr>
       </w:pPr>
       <w:r>
         <w:rPr>
@@ -699,51 +714,90 @@
       </w:r>
       <w:r>
         <w:rPr>
-          <w:rFonts w:ascii="Arial" w:hAnsi="Arial" w:eastAsia="Arial" w:cs="Arial"/>
+          <w:rFonts w:hint="default" w:ascii="Times New Roman" w:hAnsi="Times New Roman" w:eastAsia="Arial" w:cs="Times New Roman"/>
+          <w:sz w:val="28"/>
+          <w:szCs w:val="28"/>
         </w:rPr>
         <w:fldChar w:fldCharType="begin"/>
       </w:r>
       <w:r>
         <w:rPr>
-          <w:rFonts w:ascii="Arial" w:hAnsi="Arial" w:eastAsia="Arial" w:cs="Arial"/>
+          <w:rFonts w:hint="default" w:ascii="Times New Roman" w:hAnsi="Times New Roman" w:eastAsia="Arial" w:cs="Times New Roman"/>
+          <w:sz w:val="28"/>
+          <w:szCs w:val="28"/>
         </w:rPr>
         <w:instrText xml:space="preserve"> HYPERLINK \l _Toc4056 </w:instrText>
       </w:r>
       <w:r>
         <w:rPr>
-          <w:rFonts w:ascii="Arial" w:hAnsi="Arial" w:eastAsia="Arial" w:cs="Arial"/>
+          <w:rFonts w:hint="default" w:ascii="Times New Roman" w:hAnsi="Times New Roman" w:eastAsia="Arial" w:cs="Times New Roman"/>
+          <w:sz w:val="28"/>
+          <w:szCs w:val="28"/>
         </w:rPr>
         <w:fldChar w:fldCharType="separate"/>
       </w:r>
       <w:r>
         <w:rPr>
           <w:rFonts w:hint="default" w:ascii="Times New Roman" w:hAnsi="Times New Roman" w:eastAsia="Microsoft YaHei" w:cs="Times New Roman"/>
+          <w:sz w:val="28"/>
           <w:szCs w:val="28"/>
           <w:rtl w:val="0"/>
         </w:rPr>
         <w:t>ВВЕДЕНИЕ</w:t>
       </w:r>
       <w:r>
+        <w:rPr>
+          <w:rFonts w:hint="default" w:ascii="Times New Roman" w:hAnsi="Times New Roman" w:cs="Times New Roman"/>
+          <w:sz w:val="28"/>
+          <w:szCs w:val="28"/>
+        </w:rPr>
         <w:tab/>
       </w:r>
       <w:r>
+        <w:rPr>
+          <w:rFonts w:hint="default" w:ascii="Times New Roman" w:hAnsi="Times New Roman" w:cs="Times New Roman"/>
+          <w:sz w:val="28"/>
+          <w:szCs w:val="28"/>
+        </w:rPr>
         <w:fldChar w:fldCharType="begin"/>
       </w:r>
       <w:r>
+        <w:rPr>
+          <w:rFonts w:hint="default" w:ascii="Times New Roman" w:hAnsi="Times New Roman" w:cs="Times New Roman"/>
+          <w:sz w:val="28"/>
+          <w:szCs w:val="28"/>
+        </w:rPr>
         <w:instrText xml:space="preserve"> PAGEREF _Toc4056 \h </w:instrText>
       </w:r>
       <w:r>
+        <w:rPr>
+          <w:rFonts w:hint="default" w:ascii="Times New Roman" w:hAnsi="Times New Roman" w:cs="Times New Roman"/>
+          <w:sz w:val="28"/>
+          <w:szCs w:val="28"/>
+        </w:rPr>
         <w:fldChar w:fldCharType="separate"/>
       </w:r>
       <w:r>
+        <w:rPr>
+          <w:rFonts w:hint="default" w:ascii="Times New Roman" w:hAnsi="Times New Roman" w:cs="Times New Roman"/>
+          <w:sz w:val="28"/>
+          <w:szCs w:val="28"/>
+        </w:rPr>
         <w:t>3</w:t>
       </w:r>
       <w:r>
+        <w:rPr>
+          <w:rFonts w:hint="default" w:ascii="Times New Roman" w:hAnsi="Times New Roman" w:cs="Times New Roman"/>
+          <w:sz w:val="28"/>
+          <w:szCs w:val="28"/>
+        </w:rPr>
         <w:fldChar w:fldCharType="end"/>
       </w:r>
       <w:r>
         <w:rPr>
-          <w:rFonts w:ascii="Arial" w:hAnsi="Arial" w:eastAsia="Arial" w:cs="Arial"/>
+          <w:rFonts w:hint="default" w:ascii="Times New Roman" w:hAnsi="Times New Roman" w:eastAsia="Arial" w:cs="Times New Roman"/>
+          <w:sz w:val="28"/>
+          <w:szCs w:val="28"/>
         </w:rPr>
         <w:fldChar w:fldCharType="end"/>
       </w:r>
@@ -754,54 +808,98 @@
         <w:tabs>
           <w:tab w:val="right" w:leader="dot" w:pos="9691"/>
         </w:tabs>
-      </w:pPr>
-      <w:r>
-        <w:rPr>
-          <w:rFonts w:ascii="Arial" w:hAnsi="Arial" w:eastAsia="Arial" w:cs="Arial"/>
+        <w:rPr>
+          <w:rFonts w:hint="default" w:ascii="Times New Roman" w:hAnsi="Times New Roman" w:cs="Times New Roman"/>
+          <w:sz w:val="28"/>
+          <w:szCs w:val="28"/>
+        </w:rPr>
+      </w:pPr>
+      <w:r>
+        <w:rPr>
+          <w:rFonts w:hint="default" w:ascii="Times New Roman" w:hAnsi="Times New Roman" w:eastAsia="Arial" w:cs="Times New Roman"/>
+          <w:sz w:val="28"/>
+          <w:szCs w:val="28"/>
         </w:rPr>
         <w:fldChar w:fldCharType="begin"/>
       </w:r>
       <w:r>
         <w:rPr>
-          <w:rFonts w:ascii="Arial" w:hAnsi="Arial" w:eastAsia="Arial" w:cs="Arial"/>
+          <w:rFonts w:hint="default" w:ascii="Times New Roman" w:hAnsi="Times New Roman" w:eastAsia="Arial" w:cs="Times New Roman"/>
+          <w:sz w:val="28"/>
+          <w:szCs w:val="28"/>
         </w:rPr>
         <w:instrText xml:space="preserve"> HYPERLINK \l _Toc22960 </w:instrText>
       </w:r>
       <w:r>
         <w:rPr>
-          <w:rFonts w:ascii="Arial" w:hAnsi="Arial" w:eastAsia="Arial" w:cs="Arial"/>
+          <w:rFonts w:hint="default" w:ascii="Times New Roman" w:hAnsi="Times New Roman" w:eastAsia="Arial" w:cs="Times New Roman"/>
+          <w:sz w:val="28"/>
+          <w:szCs w:val="28"/>
         </w:rPr>
         <w:fldChar w:fldCharType="separate"/>
       </w:r>
       <w:r>
         <w:rPr>
           <w:rFonts w:hint="default" w:ascii="Times New Roman" w:hAnsi="Times New Roman" w:eastAsia="Microsoft YaHei" w:cs="Times New Roman"/>
+          <w:sz w:val="28"/>
           <w:szCs w:val="28"/>
           <w:rtl w:val="0"/>
         </w:rPr>
         <w:t>ГЛАВА 1. ОСНОВНЫЕ СВЕДЕНИЯ</w:t>
       </w:r>
       <w:r>
+        <w:rPr>
+          <w:rFonts w:hint="default" w:ascii="Times New Roman" w:hAnsi="Times New Roman" w:cs="Times New Roman"/>
+          <w:sz w:val="28"/>
+          <w:szCs w:val="28"/>
+        </w:rPr>
         <w:tab/>
       </w:r>
       <w:r>
+        <w:rPr>
+          <w:rFonts w:hint="default" w:ascii="Times New Roman" w:hAnsi="Times New Roman" w:cs="Times New Roman"/>
+          <w:sz w:val="28"/>
+          <w:szCs w:val="28"/>
+        </w:rPr>
         <w:fldChar w:fldCharType="begin"/>
       </w:r>
       <w:r>
+        <w:rPr>
+          <w:rFonts w:hint="default" w:ascii="Times New Roman" w:hAnsi="Times New Roman" w:cs="Times New Roman"/>
+          <w:sz w:val="28"/>
+          <w:szCs w:val="28"/>
+        </w:rPr>
         <w:instrText xml:space="preserve"> PAGEREF _Toc22960 \h </w:instrText>
       </w:r>
       <w:r>
+        <w:rPr>
+          <w:rFonts w:hint="default" w:ascii="Times New Roman" w:hAnsi="Times New Roman" w:cs="Times New Roman"/>
+          <w:sz w:val="28"/>
+          <w:szCs w:val="28"/>
+        </w:rPr>
         <w:fldChar w:fldCharType="separate"/>
       </w:r>
       <w:r>
+        <w:rPr>
+          <w:rFonts w:hint="default" w:ascii="Times New Roman" w:hAnsi="Times New Roman" w:cs="Times New Roman"/>
+          <w:sz w:val="28"/>
+          <w:szCs w:val="28"/>
+        </w:rPr>
         <w:t>5</w:t>
       </w:r>
       <w:r>
+        <w:rPr>
+          <w:rFonts w:hint="default" w:ascii="Times New Roman" w:hAnsi="Times New Roman" w:cs="Times New Roman"/>
+          <w:sz w:val="28"/>
+          <w:szCs w:val="28"/>
+        </w:rPr>
         <w:fldChar w:fldCharType="end"/>
       </w:r>
       <w:r>
         <w:rPr>
-          <w:rFonts w:ascii="Arial" w:hAnsi="Arial" w:eastAsia="Arial" w:cs="Arial"/>
+          <w:rFonts w:hint="default" w:ascii="Times New Roman" w:hAnsi="Times New Roman" w:eastAsia="Arial" w:cs="Times New Roman"/>
+          <w:sz w:val="28"/>
+          <w:szCs w:val="28"/>
         </w:rPr>
         <w:fldChar w:fldCharType="end"/>
       </w:r>
@@ -812,54 +910,98 @@
         <w:tabs>
           <w:tab w:val="right" w:leader="dot" w:pos="9691"/>
         </w:tabs>
-      </w:pPr>
-      <w:r>
-        <w:rPr>
-          <w:rFonts w:ascii="Arial" w:hAnsi="Arial" w:eastAsia="Arial" w:cs="Arial"/>
+        <w:rPr>
+          <w:rFonts w:hint="default" w:ascii="Times New Roman" w:hAnsi="Times New Roman" w:cs="Times New Roman"/>
+          <w:sz w:val="28"/>
+          <w:szCs w:val="28"/>
+        </w:rPr>
+      </w:pPr>
+      <w:r>
+        <w:rPr>
+          <w:rFonts w:hint="default" w:ascii="Times New Roman" w:hAnsi="Times New Roman" w:eastAsia="Arial" w:cs="Times New Roman"/>
+          <w:sz w:val="28"/>
+          <w:szCs w:val="28"/>
         </w:rPr>
         <w:fldChar w:fldCharType="begin"/>
       </w:r>
       <w:r>
         <w:rPr>
-          <w:rFonts w:ascii="Arial" w:hAnsi="Arial" w:eastAsia="Arial" w:cs="Arial"/>
+          <w:rFonts w:hint="default" w:ascii="Times New Roman" w:hAnsi="Times New Roman" w:eastAsia="Arial" w:cs="Times New Roman"/>
+          <w:sz w:val="28"/>
+          <w:szCs w:val="28"/>
         </w:rPr>
         <w:instrText xml:space="preserve"> HYPERLINK \l _Toc11953 </w:instrText>
       </w:r>
       <w:r>
         <w:rPr>
-          <w:rFonts w:ascii="Arial" w:hAnsi="Arial" w:eastAsia="Arial" w:cs="Arial"/>
+          <w:rFonts w:hint="default" w:ascii="Times New Roman" w:hAnsi="Times New Roman" w:eastAsia="Arial" w:cs="Times New Roman"/>
+          <w:sz w:val="28"/>
+          <w:szCs w:val="28"/>
         </w:rPr>
         <w:fldChar w:fldCharType="separate"/>
       </w:r>
       <w:r>
         <w:rPr>
           <w:rFonts w:hint="default" w:ascii="Times New Roman" w:hAnsi="Times New Roman" w:eastAsia="Microsoft YaHei" w:cs="Times New Roman"/>
+          <w:sz w:val="28"/>
           <w:szCs w:val="28"/>
           <w:rtl w:val="0"/>
         </w:rPr>
         <w:t>1.1 Предметная область</w:t>
       </w:r>
       <w:r>
+        <w:rPr>
+          <w:rFonts w:hint="default" w:ascii="Times New Roman" w:hAnsi="Times New Roman" w:cs="Times New Roman"/>
+          <w:sz w:val="28"/>
+          <w:szCs w:val="28"/>
+        </w:rPr>
         <w:tab/>
       </w:r>
       <w:r>
+        <w:rPr>
+          <w:rFonts w:hint="default" w:ascii="Times New Roman" w:hAnsi="Times New Roman" w:cs="Times New Roman"/>
+          <w:sz w:val="28"/>
+          <w:szCs w:val="28"/>
+        </w:rPr>
         <w:fldChar w:fldCharType="begin"/>
       </w:r>
       <w:r>
+        <w:rPr>
+          <w:rFonts w:hint="default" w:ascii="Times New Roman" w:hAnsi="Times New Roman" w:cs="Times New Roman"/>
+          <w:sz w:val="28"/>
+          <w:szCs w:val="28"/>
+        </w:rPr>
         <w:instrText xml:space="preserve"> PAGEREF _Toc11953 \h </w:instrText>
       </w:r>
       <w:r>
+        <w:rPr>
+          <w:rFonts w:hint="default" w:ascii="Times New Roman" w:hAnsi="Times New Roman" w:cs="Times New Roman"/>
+          <w:sz w:val="28"/>
+          <w:szCs w:val="28"/>
+        </w:rPr>
         <w:fldChar w:fldCharType="separate"/>
       </w:r>
       <w:r>
+        <w:rPr>
+          <w:rFonts w:hint="default" w:ascii="Times New Roman" w:hAnsi="Times New Roman" w:cs="Times New Roman"/>
+          <w:sz w:val="28"/>
+          <w:szCs w:val="28"/>
+        </w:rPr>
         <w:t>5</w:t>
       </w:r>
       <w:r>
+        <w:rPr>
+          <w:rFonts w:hint="default" w:ascii="Times New Roman" w:hAnsi="Times New Roman" w:cs="Times New Roman"/>
+          <w:sz w:val="28"/>
+          <w:szCs w:val="28"/>
+        </w:rPr>
         <w:fldChar w:fldCharType="end"/>
       </w:r>
       <w:r>
         <w:rPr>
-          <w:rFonts w:ascii="Arial" w:hAnsi="Arial" w:eastAsia="Arial" w:cs="Arial"/>
+          <w:rFonts w:hint="default" w:ascii="Times New Roman" w:hAnsi="Times New Roman" w:eastAsia="Arial" w:cs="Times New Roman"/>
+          <w:sz w:val="28"/>
+          <w:szCs w:val="28"/>
         </w:rPr>
         <w:fldChar w:fldCharType="end"/>
       </w:r>
@@ -870,54 +1012,98 @@
         <w:tabs>
           <w:tab w:val="right" w:leader="dot" w:pos="9691"/>
         </w:tabs>
-      </w:pPr>
-      <w:r>
-        <w:rPr>
-          <w:rFonts w:ascii="Arial" w:hAnsi="Arial" w:eastAsia="Arial" w:cs="Arial"/>
+        <w:rPr>
+          <w:rFonts w:hint="default" w:ascii="Times New Roman" w:hAnsi="Times New Roman" w:cs="Times New Roman"/>
+          <w:sz w:val="28"/>
+          <w:szCs w:val="28"/>
+        </w:rPr>
+      </w:pPr>
+      <w:r>
+        <w:rPr>
+          <w:rFonts w:hint="default" w:ascii="Times New Roman" w:hAnsi="Times New Roman" w:eastAsia="Arial" w:cs="Times New Roman"/>
+          <w:sz w:val="28"/>
+          <w:szCs w:val="28"/>
         </w:rPr>
         <w:fldChar w:fldCharType="begin"/>
       </w:r>
       <w:r>
         <w:rPr>
-          <w:rFonts w:ascii="Arial" w:hAnsi="Arial" w:eastAsia="Arial" w:cs="Arial"/>
+          <w:rFonts w:hint="default" w:ascii="Times New Roman" w:hAnsi="Times New Roman" w:eastAsia="Arial" w:cs="Times New Roman"/>
+          <w:sz w:val="28"/>
+          <w:szCs w:val="28"/>
         </w:rPr>
         <w:instrText xml:space="preserve"> HYPERLINK \l _Toc8382 </w:instrText>
       </w:r>
       <w:r>
         <w:rPr>
-          <w:rFonts w:ascii="Arial" w:hAnsi="Arial" w:eastAsia="Arial" w:cs="Arial"/>
+          <w:rFonts w:hint="default" w:ascii="Times New Roman" w:hAnsi="Times New Roman" w:eastAsia="Arial" w:cs="Times New Roman"/>
+          <w:sz w:val="28"/>
+          <w:szCs w:val="28"/>
         </w:rPr>
         <w:fldChar w:fldCharType="separate"/>
       </w:r>
       <w:r>
         <w:rPr>
           <w:rFonts w:hint="default" w:ascii="Times New Roman" w:hAnsi="Times New Roman" w:eastAsia="Microsoft YaHei" w:cs="Times New Roman"/>
+          <w:sz w:val="28"/>
           <w:szCs w:val="28"/>
           <w:rtl w:val="0"/>
         </w:rPr>
         <w:t>1.2 Актуальность приложения</w:t>
       </w:r>
       <w:r>
+        <w:rPr>
+          <w:rFonts w:hint="default" w:ascii="Times New Roman" w:hAnsi="Times New Roman" w:cs="Times New Roman"/>
+          <w:sz w:val="28"/>
+          <w:szCs w:val="28"/>
+        </w:rPr>
         <w:tab/>
       </w:r>
       <w:r>
+        <w:rPr>
+          <w:rFonts w:hint="default" w:ascii="Times New Roman" w:hAnsi="Times New Roman" w:cs="Times New Roman"/>
+          <w:sz w:val="28"/>
+          <w:szCs w:val="28"/>
+        </w:rPr>
         <w:fldChar w:fldCharType="begin"/>
       </w:r>
       <w:r>
+        <w:rPr>
+          <w:rFonts w:hint="default" w:ascii="Times New Roman" w:hAnsi="Times New Roman" w:cs="Times New Roman"/>
+          <w:sz w:val="28"/>
+          <w:szCs w:val="28"/>
+        </w:rPr>
         <w:instrText xml:space="preserve"> PAGEREF _Toc8382 \h </w:instrText>
       </w:r>
       <w:r>
+        <w:rPr>
+          <w:rFonts w:hint="default" w:ascii="Times New Roman" w:hAnsi="Times New Roman" w:cs="Times New Roman"/>
+          <w:sz w:val="28"/>
+          <w:szCs w:val="28"/>
+        </w:rPr>
         <w:fldChar w:fldCharType="separate"/>
       </w:r>
       <w:r>
+        <w:rPr>
+          <w:rFonts w:hint="default" w:ascii="Times New Roman" w:hAnsi="Times New Roman" w:cs="Times New Roman"/>
+          <w:sz w:val="28"/>
+          <w:szCs w:val="28"/>
+        </w:rPr>
         <w:t>5</w:t>
       </w:r>
       <w:r>
+        <w:rPr>
+          <w:rFonts w:hint="default" w:ascii="Times New Roman" w:hAnsi="Times New Roman" w:cs="Times New Roman"/>
+          <w:sz w:val="28"/>
+          <w:szCs w:val="28"/>
+        </w:rPr>
         <w:fldChar w:fldCharType="end"/>
       </w:r>
       <w:r>
         <w:rPr>
-          <w:rFonts w:ascii="Arial" w:hAnsi="Arial" w:eastAsia="Arial" w:cs="Arial"/>
+          <w:rFonts w:hint="default" w:ascii="Times New Roman" w:hAnsi="Times New Roman" w:eastAsia="Arial" w:cs="Times New Roman"/>
+          <w:sz w:val="28"/>
+          <w:szCs w:val="28"/>
         </w:rPr>
         <w:fldChar w:fldCharType="end"/>
       </w:r>
@@ -928,54 +1114,98 @@
         <w:tabs>
           <w:tab w:val="right" w:leader="dot" w:pos="9691"/>
         </w:tabs>
-      </w:pPr>
-      <w:r>
-        <w:rPr>
-          <w:rFonts w:ascii="Arial" w:hAnsi="Arial" w:eastAsia="Arial" w:cs="Arial"/>
+        <w:rPr>
+          <w:rFonts w:hint="default" w:ascii="Times New Roman" w:hAnsi="Times New Roman" w:cs="Times New Roman"/>
+          <w:sz w:val="28"/>
+          <w:szCs w:val="28"/>
+        </w:rPr>
+      </w:pPr>
+      <w:r>
+        <w:rPr>
+          <w:rFonts w:hint="default" w:ascii="Times New Roman" w:hAnsi="Times New Roman" w:eastAsia="Arial" w:cs="Times New Roman"/>
+          <w:sz w:val="28"/>
+          <w:szCs w:val="28"/>
         </w:rPr>
         <w:fldChar w:fldCharType="begin"/>
       </w:r>
       <w:r>
         <w:rPr>
-          <w:rFonts w:ascii="Arial" w:hAnsi="Arial" w:eastAsia="Arial" w:cs="Arial"/>
+          <w:rFonts w:hint="default" w:ascii="Times New Roman" w:hAnsi="Times New Roman" w:eastAsia="Arial" w:cs="Times New Roman"/>
+          <w:sz w:val="28"/>
+          <w:szCs w:val="28"/>
         </w:rPr>
         <w:instrText xml:space="preserve"> HYPERLINK \l _Toc7509 </w:instrText>
       </w:r>
       <w:r>
         <w:rPr>
-          <w:rFonts w:ascii="Arial" w:hAnsi="Arial" w:eastAsia="Arial" w:cs="Arial"/>
+          <w:rFonts w:hint="default" w:ascii="Times New Roman" w:hAnsi="Times New Roman" w:eastAsia="Arial" w:cs="Times New Roman"/>
+          <w:sz w:val="28"/>
+          <w:szCs w:val="28"/>
         </w:rPr>
         <w:fldChar w:fldCharType="separate"/>
       </w:r>
       <w:r>
         <w:rPr>
           <w:rFonts w:hint="default" w:ascii="Times New Roman" w:hAnsi="Times New Roman" w:eastAsia="Microsoft YaHei" w:cs="Times New Roman"/>
+          <w:sz w:val="28"/>
           <w:szCs w:val="28"/>
           <w:rtl w:val="0"/>
         </w:rPr>
         <w:t>1.3 Выбор средств для создания информационной системы</w:t>
       </w:r>
       <w:r>
+        <w:rPr>
+          <w:rFonts w:hint="default" w:ascii="Times New Roman" w:hAnsi="Times New Roman" w:cs="Times New Roman"/>
+          <w:sz w:val="28"/>
+          <w:szCs w:val="28"/>
+        </w:rPr>
         <w:tab/>
       </w:r>
       <w:r>
+        <w:rPr>
+          <w:rFonts w:hint="default" w:ascii="Times New Roman" w:hAnsi="Times New Roman" w:cs="Times New Roman"/>
+          <w:sz w:val="28"/>
+          <w:szCs w:val="28"/>
+        </w:rPr>
         <w:fldChar w:fldCharType="begin"/>
       </w:r>
       <w:r>
+        <w:rPr>
+          <w:rFonts w:hint="default" w:ascii="Times New Roman" w:hAnsi="Times New Roman" w:cs="Times New Roman"/>
+          <w:sz w:val="28"/>
+          <w:szCs w:val="28"/>
+        </w:rPr>
         <w:instrText xml:space="preserve"> PAGEREF _Toc7509 \h </w:instrText>
       </w:r>
       <w:r>
+        <w:rPr>
+          <w:rFonts w:hint="default" w:ascii="Times New Roman" w:hAnsi="Times New Roman" w:cs="Times New Roman"/>
+          <w:sz w:val="28"/>
+          <w:szCs w:val="28"/>
+        </w:rPr>
         <w:fldChar w:fldCharType="separate"/>
       </w:r>
       <w:r>
+        <w:rPr>
+          <w:rFonts w:hint="default" w:ascii="Times New Roman" w:hAnsi="Times New Roman" w:cs="Times New Roman"/>
+          <w:sz w:val="28"/>
+          <w:szCs w:val="28"/>
+        </w:rPr>
         <w:t>6</w:t>
       </w:r>
       <w:r>
+        <w:rPr>
+          <w:rFonts w:hint="default" w:ascii="Times New Roman" w:hAnsi="Times New Roman" w:cs="Times New Roman"/>
+          <w:sz w:val="28"/>
+          <w:szCs w:val="28"/>
+        </w:rPr>
         <w:fldChar w:fldCharType="end"/>
       </w:r>
       <w:r>
         <w:rPr>
-          <w:rFonts w:ascii="Arial" w:hAnsi="Arial" w:eastAsia="Arial" w:cs="Arial"/>
+          <w:rFonts w:hint="default" w:ascii="Times New Roman" w:hAnsi="Times New Roman" w:eastAsia="Arial" w:cs="Times New Roman"/>
+          <w:sz w:val="28"/>
+          <w:szCs w:val="28"/>
         </w:rPr>
         <w:fldChar w:fldCharType="end"/>
       </w:r>
@@ -986,54 +1216,98 @@
         <w:tabs>
           <w:tab w:val="right" w:leader="dot" w:pos="9691"/>
         </w:tabs>
-      </w:pPr>
-      <w:r>
-        <w:rPr>
-          <w:rFonts w:ascii="Arial" w:hAnsi="Arial" w:eastAsia="Arial" w:cs="Arial"/>
+        <w:rPr>
+          <w:rFonts w:hint="default" w:ascii="Times New Roman" w:hAnsi="Times New Roman" w:cs="Times New Roman"/>
+          <w:sz w:val="28"/>
+          <w:szCs w:val="28"/>
+        </w:rPr>
+      </w:pPr>
+      <w:r>
+        <w:rPr>
+          <w:rFonts w:hint="default" w:ascii="Times New Roman" w:hAnsi="Times New Roman" w:eastAsia="Arial" w:cs="Times New Roman"/>
+          <w:sz w:val="28"/>
+          <w:szCs w:val="28"/>
         </w:rPr>
         <w:fldChar w:fldCharType="begin"/>
       </w:r>
       <w:r>
         <w:rPr>
-          <w:rFonts w:ascii="Arial" w:hAnsi="Arial" w:eastAsia="Arial" w:cs="Arial"/>
+          <w:rFonts w:hint="default" w:ascii="Times New Roman" w:hAnsi="Times New Roman" w:eastAsia="Arial" w:cs="Times New Roman"/>
+          <w:sz w:val="28"/>
+          <w:szCs w:val="28"/>
         </w:rPr>
         <w:instrText xml:space="preserve"> HYPERLINK \l _Toc32136 </w:instrText>
       </w:r>
       <w:r>
         <w:rPr>
-          <w:rFonts w:ascii="Arial" w:hAnsi="Arial" w:eastAsia="Arial" w:cs="Arial"/>
+          <w:rFonts w:hint="default" w:ascii="Times New Roman" w:hAnsi="Times New Roman" w:eastAsia="Arial" w:cs="Times New Roman"/>
+          <w:sz w:val="28"/>
+          <w:szCs w:val="28"/>
         </w:rPr>
         <w:fldChar w:fldCharType="separate"/>
       </w:r>
       <w:r>
         <w:rPr>
           <w:rFonts w:hint="default" w:ascii="Times New Roman" w:hAnsi="Times New Roman" w:eastAsia="Microsoft YaHei" w:cs="Times New Roman"/>
+          <w:sz w:val="28"/>
           <w:szCs w:val="28"/>
           <w:rtl w:val="0"/>
         </w:rPr>
         <w:t>ГЛАВА 2. РАЗРАБОТКА ИНФОРМАЦИОННОЙ СИСТЕМЫ</w:t>
       </w:r>
       <w:r>
+        <w:rPr>
+          <w:rFonts w:hint="default" w:ascii="Times New Roman" w:hAnsi="Times New Roman" w:cs="Times New Roman"/>
+          <w:sz w:val="28"/>
+          <w:szCs w:val="28"/>
+        </w:rPr>
         <w:tab/>
       </w:r>
       <w:r>
+        <w:rPr>
+          <w:rFonts w:hint="default" w:ascii="Times New Roman" w:hAnsi="Times New Roman" w:cs="Times New Roman"/>
+          <w:sz w:val="28"/>
+          <w:szCs w:val="28"/>
+        </w:rPr>
         <w:fldChar w:fldCharType="begin"/>
       </w:r>
       <w:r>
+        <w:rPr>
+          <w:rFonts w:hint="default" w:ascii="Times New Roman" w:hAnsi="Times New Roman" w:cs="Times New Roman"/>
+          <w:sz w:val="28"/>
+          <w:szCs w:val="28"/>
+        </w:rPr>
         <w:instrText xml:space="preserve"> PAGEREF _Toc32136 \h </w:instrText>
       </w:r>
       <w:r>
+        <w:rPr>
+          <w:rFonts w:hint="default" w:ascii="Times New Roman" w:hAnsi="Times New Roman" w:cs="Times New Roman"/>
+          <w:sz w:val="28"/>
+          <w:szCs w:val="28"/>
+        </w:rPr>
         <w:fldChar w:fldCharType="separate"/>
       </w:r>
       <w:r>
+        <w:rPr>
+          <w:rFonts w:hint="default" w:ascii="Times New Roman" w:hAnsi="Times New Roman" w:cs="Times New Roman"/>
+          <w:sz w:val="28"/>
+          <w:szCs w:val="28"/>
+        </w:rPr>
         <w:t>7</w:t>
       </w:r>
       <w:r>
+        <w:rPr>
+          <w:rFonts w:hint="default" w:ascii="Times New Roman" w:hAnsi="Times New Roman" w:cs="Times New Roman"/>
+          <w:sz w:val="28"/>
+          <w:szCs w:val="28"/>
+        </w:rPr>
         <w:fldChar w:fldCharType="end"/>
       </w:r>
       <w:r>
         <w:rPr>
-          <w:rFonts w:ascii="Arial" w:hAnsi="Arial" w:eastAsia="Arial" w:cs="Arial"/>
+          <w:rFonts w:hint="default" w:ascii="Times New Roman" w:hAnsi="Times New Roman" w:eastAsia="Arial" w:cs="Times New Roman"/>
+          <w:sz w:val="28"/>
+          <w:szCs w:val="28"/>
         </w:rPr>
         <w:fldChar w:fldCharType="end"/>
       </w:r>
@@ -1044,54 +1318,98 @@
         <w:tabs>
           <w:tab w:val="right" w:leader="dot" w:pos="9691"/>
         </w:tabs>
-      </w:pPr>
-      <w:r>
-        <w:rPr>
-          <w:rFonts w:ascii="Arial" w:hAnsi="Arial" w:eastAsia="Arial" w:cs="Arial"/>
+        <w:rPr>
+          <w:rFonts w:hint="default" w:ascii="Times New Roman" w:hAnsi="Times New Roman" w:cs="Times New Roman"/>
+          <w:sz w:val="28"/>
+          <w:szCs w:val="28"/>
+        </w:rPr>
+      </w:pPr>
+      <w:r>
+        <w:rPr>
+          <w:rFonts w:hint="default" w:ascii="Times New Roman" w:hAnsi="Times New Roman" w:eastAsia="Arial" w:cs="Times New Roman"/>
+          <w:sz w:val="28"/>
+          <w:szCs w:val="28"/>
         </w:rPr>
         <w:fldChar w:fldCharType="begin"/>
       </w:r>
       <w:r>
         <w:rPr>
-          <w:rFonts w:ascii="Arial" w:hAnsi="Arial" w:eastAsia="Arial" w:cs="Arial"/>
+          <w:rFonts w:hint="default" w:ascii="Times New Roman" w:hAnsi="Times New Roman" w:eastAsia="Arial" w:cs="Times New Roman"/>
+          <w:sz w:val="28"/>
+          <w:szCs w:val="28"/>
         </w:rPr>
         <w:instrText xml:space="preserve"> HYPERLINK \l _Toc12411 </w:instrText>
       </w:r>
       <w:r>
         <w:rPr>
-          <w:rFonts w:ascii="Arial" w:hAnsi="Arial" w:eastAsia="Arial" w:cs="Arial"/>
+          <w:rFonts w:hint="default" w:ascii="Times New Roman" w:hAnsi="Times New Roman" w:eastAsia="Arial" w:cs="Times New Roman"/>
+          <w:sz w:val="28"/>
+          <w:szCs w:val="28"/>
         </w:rPr>
         <w:fldChar w:fldCharType="separate"/>
       </w:r>
       <w:r>
         <w:rPr>
           <w:rFonts w:hint="default" w:ascii="Times New Roman" w:hAnsi="Times New Roman" w:eastAsia="Microsoft YaHei" w:cs="Times New Roman"/>
+          <w:sz w:val="28"/>
           <w:szCs w:val="28"/>
           <w:rtl w:val="0"/>
         </w:rPr>
         <w:t>2.1 Разработка диаграммы вариантов использования</w:t>
       </w:r>
       <w:r>
+        <w:rPr>
+          <w:rFonts w:hint="default" w:ascii="Times New Roman" w:hAnsi="Times New Roman" w:cs="Times New Roman"/>
+          <w:sz w:val="28"/>
+          <w:szCs w:val="28"/>
+        </w:rPr>
         <w:tab/>
       </w:r>
       <w:r>
+        <w:rPr>
+          <w:rFonts w:hint="default" w:ascii="Times New Roman" w:hAnsi="Times New Roman" w:cs="Times New Roman"/>
+          <w:sz w:val="28"/>
+          <w:szCs w:val="28"/>
+        </w:rPr>
         <w:fldChar w:fldCharType="begin"/>
       </w:r>
       <w:r>
+        <w:rPr>
+          <w:rFonts w:hint="default" w:ascii="Times New Roman" w:hAnsi="Times New Roman" w:cs="Times New Roman"/>
+          <w:sz w:val="28"/>
+          <w:szCs w:val="28"/>
+        </w:rPr>
         <w:instrText xml:space="preserve"> PAGEREF _Toc12411 \h </w:instrText>
       </w:r>
       <w:r>
+        <w:rPr>
+          <w:rFonts w:hint="default" w:ascii="Times New Roman" w:hAnsi="Times New Roman" w:cs="Times New Roman"/>
+          <w:sz w:val="28"/>
+          <w:szCs w:val="28"/>
+        </w:rPr>
         <w:fldChar w:fldCharType="separate"/>
       </w:r>
       <w:r>
+        <w:rPr>
+          <w:rFonts w:hint="default" w:ascii="Times New Roman" w:hAnsi="Times New Roman" w:cs="Times New Roman"/>
+          <w:sz w:val="28"/>
+          <w:szCs w:val="28"/>
+        </w:rPr>
         <w:t>7</w:t>
       </w:r>
       <w:r>
+        <w:rPr>
+          <w:rFonts w:hint="default" w:ascii="Times New Roman" w:hAnsi="Times New Roman" w:cs="Times New Roman"/>
+          <w:sz w:val="28"/>
+          <w:szCs w:val="28"/>
+        </w:rPr>
         <w:fldChar w:fldCharType="end"/>
       </w:r>
       <w:r>
         <w:rPr>
-          <w:rFonts w:ascii="Arial" w:hAnsi="Arial" w:eastAsia="Arial" w:cs="Arial"/>
+          <w:rFonts w:hint="default" w:ascii="Times New Roman" w:hAnsi="Times New Roman" w:eastAsia="Arial" w:cs="Times New Roman"/>
+          <w:sz w:val="28"/>
+          <w:szCs w:val="28"/>
         </w:rPr>
         <w:fldChar w:fldCharType="end"/>
       </w:r>
@@ -1102,54 +1420,98 @@
         <w:tabs>
           <w:tab w:val="right" w:leader="dot" w:pos="9691"/>
         </w:tabs>
-      </w:pPr>
-      <w:r>
-        <w:rPr>
-          <w:rFonts w:ascii="Arial" w:hAnsi="Arial" w:eastAsia="Arial" w:cs="Arial"/>
+        <w:rPr>
+          <w:rFonts w:hint="default" w:ascii="Times New Roman" w:hAnsi="Times New Roman" w:cs="Times New Roman"/>
+          <w:sz w:val="28"/>
+          <w:szCs w:val="28"/>
+        </w:rPr>
+      </w:pPr>
+      <w:r>
+        <w:rPr>
+          <w:rFonts w:hint="default" w:ascii="Times New Roman" w:hAnsi="Times New Roman" w:eastAsia="Arial" w:cs="Times New Roman"/>
+          <w:sz w:val="28"/>
+          <w:szCs w:val="28"/>
         </w:rPr>
         <w:fldChar w:fldCharType="begin"/>
       </w:r>
       <w:r>
         <w:rPr>
-          <w:rFonts w:ascii="Arial" w:hAnsi="Arial" w:eastAsia="Arial" w:cs="Arial"/>
+          <w:rFonts w:hint="default" w:ascii="Times New Roman" w:hAnsi="Times New Roman" w:eastAsia="Arial" w:cs="Times New Roman"/>
+          <w:sz w:val="28"/>
+          <w:szCs w:val="28"/>
         </w:rPr>
         <w:instrText xml:space="preserve"> HYPERLINK \l _Toc23727 </w:instrText>
       </w:r>
       <w:r>
         <w:rPr>
-          <w:rFonts w:ascii="Arial" w:hAnsi="Arial" w:eastAsia="Arial" w:cs="Arial"/>
+          <w:rFonts w:hint="default" w:ascii="Times New Roman" w:hAnsi="Times New Roman" w:eastAsia="Arial" w:cs="Times New Roman"/>
+          <w:sz w:val="28"/>
+          <w:szCs w:val="28"/>
         </w:rPr>
         <w:fldChar w:fldCharType="separate"/>
       </w:r>
       <w:r>
         <w:rPr>
           <w:rFonts w:hint="default" w:ascii="Times New Roman" w:hAnsi="Times New Roman" w:eastAsia="Microsoft YaHei" w:cs="Times New Roman"/>
+          <w:sz w:val="28"/>
           <w:szCs w:val="28"/>
           <w:rtl w:val="0"/>
         </w:rPr>
         <w:t>2.2 База данных</w:t>
       </w:r>
       <w:r>
+        <w:rPr>
+          <w:rFonts w:hint="default" w:ascii="Times New Roman" w:hAnsi="Times New Roman" w:cs="Times New Roman"/>
+          <w:sz w:val="28"/>
+          <w:szCs w:val="28"/>
+        </w:rPr>
         <w:tab/>
       </w:r>
       <w:r>
+        <w:rPr>
+          <w:rFonts w:hint="default" w:ascii="Times New Roman" w:hAnsi="Times New Roman" w:cs="Times New Roman"/>
+          <w:sz w:val="28"/>
+          <w:szCs w:val="28"/>
+        </w:rPr>
         <w:fldChar w:fldCharType="begin"/>
       </w:r>
       <w:r>
+        <w:rPr>
+          <w:rFonts w:hint="default" w:ascii="Times New Roman" w:hAnsi="Times New Roman" w:cs="Times New Roman"/>
+          <w:sz w:val="28"/>
+          <w:szCs w:val="28"/>
+        </w:rPr>
         <w:instrText xml:space="preserve"> PAGEREF _Toc23727 \h </w:instrText>
       </w:r>
       <w:r>
+        <w:rPr>
+          <w:rFonts w:hint="default" w:ascii="Times New Roman" w:hAnsi="Times New Roman" w:cs="Times New Roman"/>
+          <w:sz w:val="28"/>
+          <w:szCs w:val="28"/>
+        </w:rPr>
         <w:fldChar w:fldCharType="separate"/>
       </w:r>
       <w:r>
+        <w:rPr>
+          <w:rFonts w:hint="default" w:ascii="Times New Roman" w:hAnsi="Times New Roman" w:cs="Times New Roman"/>
+          <w:sz w:val="28"/>
+          <w:szCs w:val="28"/>
+        </w:rPr>
         <w:t>7</w:t>
       </w:r>
       <w:r>
+        <w:rPr>
+          <w:rFonts w:hint="default" w:ascii="Times New Roman" w:hAnsi="Times New Roman" w:cs="Times New Roman"/>
+          <w:sz w:val="28"/>
+          <w:szCs w:val="28"/>
+        </w:rPr>
         <w:fldChar w:fldCharType="end"/>
       </w:r>
       <w:r>
         <w:rPr>
-          <w:rFonts w:ascii="Arial" w:hAnsi="Arial" w:eastAsia="Arial" w:cs="Arial"/>
+          <w:rFonts w:hint="default" w:ascii="Times New Roman" w:hAnsi="Times New Roman" w:eastAsia="Arial" w:cs="Times New Roman"/>
+          <w:sz w:val="28"/>
+          <w:szCs w:val="28"/>
         </w:rPr>
         <w:fldChar w:fldCharType="end"/>
       </w:r>
@@ -1160,54 +1522,98 @@
         <w:tabs>
           <w:tab w:val="right" w:leader="dot" w:pos="9691"/>
         </w:tabs>
-      </w:pPr>
-      <w:r>
-        <w:rPr>
-          <w:rFonts w:ascii="Arial" w:hAnsi="Arial" w:eastAsia="Arial" w:cs="Arial"/>
+        <w:rPr>
+          <w:rFonts w:hint="default" w:ascii="Times New Roman" w:hAnsi="Times New Roman" w:cs="Times New Roman"/>
+          <w:sz w:val="28"/>
+          <w:szCs w:val="28"/>
+        </w:rPr>
+      </w:pPr>
+      <w:r>
+        <w:rPr>
+          <w:rFonts w:hint="default" w:ascii="Times New Roman" w:hAnsi="Times New Roman" w:eastAsia="Arial" w:cs="Times New Roman"/>
+          <w:sz w:val="28"/>
+          <w:szCs w:val="28"/>
         </w:rPr>
         <w:fldChar w:fldCharType="begin"/>
       </w:r>
       <w:r>
         <w:rPr>
-          <w:rFonts w:ascii="Arial" w:hAnsi="Arial" w:eastAsia="Arial" w:cs="Arial"/>
+          <w:rFonts w:hint="default" w:ascii="Times New Roman" w:hAnsi="Times New Roman" w:eastAsia="Arial" w:cs="Times New Roman"/>
+          <w:sz w:val="28"/>
+          <w:szCs w:val="28"/>
         </w:rPr>
         <w:instrText xml:space="preserve"> HYPERLINK \l _Toc2528 </w:instrText>
       </w:r>
       <w:r>
         <w:rPr>
-          <w:rFonts w:ascii="Arial" w:hAnsi="Arial" w:eastAsia="Arial" w:cs="Arial"/>
+          <w:rFonts w:hint="default" w:ascii="Times New Roman" w:hAnsi="Times New Roman" w:eastAsia="Arial" w:cs="Times New Roman"/>
+          <w:sz w:val="28"/>
+          <w:szCs w:val="28"/>
         </w:rPr>
         <w:fldChar w:fldCharType="separate"/>
       </w:r>
       <w:r>
         <w:rPr>
           <w:rFonts w:hint="default" w:ascii="Times New Roman" w:hAnsi="Times New Roman" w:eastAsia="Microsoft YaHei" w:cs="Times New Roman"/>
+          <w:sz w:val="28"/>
           <w:szCs w:val="28"/>
           <w:rtl w:val="0"/>
         </w:rPr>
         <w:t>2.3 Разработка приложения</w:t>
       </w:r>
       <w:r>
+        <w:rPr>
+          <w:rFonts w:hint="default" w:ascii="Times New Roman" w:hAnsi="Times New Roman" w:cs="Times New Roman"/>
+          <w:sz w:val="28"/>
+          <w:szCs w:val="28"/>
+        </w:rPr>
         <w:tab/>
       </w:r>
       <w:r>
+        <w:rPr>
+          <w:rFonts w:hint="default" w:ascii="Times New Roman" w:hAnsi="Times New Roman" w:cs="Times New Roman"/>
+          <w:sz w:val="28"/>
+          <w:szCs w:val="28"/>
+        </w:rPr>
         <w:fldChar w:fldCharType="begin"/>
       </w:r>
       <w:r>
+        <w:rPr>
+          <w:rFonts w:hint="default" w:ascii="Times New Roman" w:hAnsi="Times New Roman" w:cs="Times New Roman"/>
+          <w:sz w:val="28"/>
+          <w:szCs w:val="28"/>
+        </w:rPr>
         <w:instrText xml:space="preserve"> PAGEREF _Toc2528 \h </w:instrText>
       </w:r>
       <w:r>
+        <w:rPr>
+          <w:rFonts w:hint="default" w:ascii="Times New Roman" w:hAnsi="Times New Roman" w:cs="Times New Roman"/>
+          <w:sz w:val="28"/>
+          <w:szCs w:val="28"/>
+        </w:rPr>
         <w:fldChar w:fldCharType="separate"/>
       </w:r>
       <w:r>
+        <w:rPr>
+          <w:rFonts w:hint="default" w:ascii="Times New Roman" w:hAnsi="Times New Roman" w:cs="Times New Roman"/>
+          <w:sz w:val="28"/>
+          <w:szCs w:val="28"/>
+        </w:rPr>
         <w:t>10</w:t>
       </w:r>
       <w:r>
+        <w:rPr>
+          <w:rFonts w:hint="default" w:ascii="Times New Roman" w:hAnsi="Times New Roman" w:cs="Times New Roman"/>
+          <w:sz w:val="28"/>
+          <w:szCs w:val="28"/>
+        </w:rPr>
         <w:fldChar w:fldCharType="end"/>
       </w:r>
       <w:r>
         <w:rPr>
-          <w:rFonts w:ascii="Arial" w:hAnsi="Arial" w:eastAsia="Arial" w:cs="Arial"/>
+          <w:rFonts w:hint="default" w:ascii="Times New Roman" w:hAnsi="Times New Roman" w:eastAsia="Arial" w:cs="Times New Roman"/>
+          <w:sz w:val="28"/>
+          <w:szCs w:val="28"/>
         </w:rPr>
         <w:fldChar w:fldCharType="end"/>
       </w:r>
@@ -1218,54 +1624,98 @@
         <w:tabs>
           <w:tab w:val="right" w:leader="dot" w:pos="9691"/>
         </w:tabs>
-      </w:pPr>
-      <w:r>
-        <w:rPr>
-          <w:rFonts w:ascii="Arial" w:hAnsi="Arial" w:eastAsia="Arial" w:cs="Arial"/>
+        <w:rPr>
+          <w:rFonts w:hint="default" w:ascii="Times New Roman" w:hAnsi="Times New Roman" w:cs="Times New Roman"/>
+          <w:sz w:val="28"/>
+          <w:szCs w:val="28"/>
+        </w:rPr>
+      </w:pPr>
+      <w:r>
+        <w:rPr>
+          <w:rFonts w:hint="default" w:ascii="Times New Roman" w:hAnsi="Times New Roman" w:eastAsia="Arial" w:cs="Times New Roman"/>
+          <w:sz w:val="28"/>
+          <w:szCs w:val="28"/>
         </w:rPr>
         <w:fldChar w:fldCharType="begin"/>
       </w:r>
       <w:r>
         <w:rPr>
-          <w:rFonts w:ascii="Arial" w:hAnsi="Arial" w:eastAsia="Arial" w:cs="Arial"/>
+          <w:rFonts w:hint="default" w:ascii="Times New Roman" w:hAnsi="Times New Roman" w:eastAsia="Arial" w:cs="Times New Roman"/>
+          <w:sz w:val="28"/>
+          <w:szCs w:val="28"/>
         </w:rPr>
         <w:instrText xml:space="preserve"> HYPERLINK \l _Toc10772 </w:instrText>
       </w:r>
       <w:r>
         <w:rPr>
-          <w:rFonts w:ascii="Arial" w:hAnsi="Arial" w:eastAsia="Arial" w:cs="Arial"/>
+          <w:rFonts w:hint="default" w:ascii="Times New Roman" w:hAnsi="Times New Roman" w:eastAsia="Arial" w:cs="Times New Roman"/>
+          <w:sz w:val="28"/>
+          <w:szCs w:val="28"/>
         </w:rPr>
         <w:fldChar w:fldCharType="separate"/>
       </w:r>
       <w:r>
         <w:rPr>
           <w:rFonts w:hint="default" w:ascii="Times New Roman" w:hAnsi="Times New Roman" w:cs="Times New Roman"/>
+          <w:sz w:val="28"/>
           <w:szCs w:val="28"/>
           <w:rtl w:val="0"/>
         </w:rPr>
         <w:t>2.3.1 Подключение базы данных к приложению</w:t>
       </w:r>
       <w:r>
+        <w:rPr>
+          <w:rFonts w:hint="default" w:ascii="Times New Roman" w:hAnsi="Times New Roman" w:cs="Times New Roman"/>
+          <w:sz w:val="28"/>
+          <w:szCs w:val="28"/>
+        </w:rPr>
         <w:tab/>
       </w:r>
       <w:r>
+        <w:rPr>
+          <w:rFonts w:hint="default" w:ascii="Times New Roman" w:hAnsi="Times New Roman" w:cs="Times New Roman"/>
+          <w:sz w:val="28"/>
+          <w:szCs w:val="28"/>
+        </w:rPr>
         <w:fldChar w:fldCharType="begin"/>
       </w:r>
       <w:r>
+        <w:rPr>
+          <w:rFonts w:hint="default" w:ascii="Times New Roman" w:hAnsi="Times New Roman" w:cs="Times New Roman"/>
+          <w:sz w:val="28"/>
+          <w:szCs w:val="28"/>
+        </w:rPr>
         <w:instrText xml:space="preserve"> PAGEREF _Toc10772 \h </w:instrText>
       </w:r>
       <w:r>
+        <w:rPr>
+          <w:rFonts w:hint="default" w:ascii="Times New Roman" w:hAnsi="Times New Roman" w:cs="Times New Roman"/>
+          <w:sz w:val="28"/>
+          <w:szCs w:val="28"/>
+        </w:rPr>
         <w:fldChar w:fldCharType="separate"/>
       </w:r>
       <w:r>
+        <w:rPr>
+          <w:rFonts w:hint="default" w:ascii="Times New Roman" w:hAnsi="Times New Roman" w:cs="Times New Roman"/>
+          <w:sz w:val="28"/>
+          <w:szCs w:val="28"/>
+        </w:rPr>
         <w:t>10</w:t>
       </w:r>
       <w:r>
+        <w:rPr>
+          <w:rFonts w:hint="default" w:ascii="Times New Roman" w:hAnsi="Times New Roman" w:cs="Times New Roman"/>
+          <w:sz w:val="28"/>
+          <w:szCs w:val="28"/>
+        </w:rPr>
         <w:fldChar w:fldCharType="end"/>
       </w:r>
       <w:r>
         <w:rPr>
-          <w:rFonts w:ascii="Arial" w:hAnsi="Arial" w:eastAsia="Arial" w:cs="Arial"/>
+          <w:rFonts w:hint="default" w:ascii="Times New Roman" w:hAnsi="Times New Roman" w:eastAsia="Arial" w:cs="Times New Roman"/>
+          <w:sz w:val="28"/>
+          <w:szCs w:val="28"/>
         </w:rPr>
         <w:fldChar w:fldCharType="end"/>
       </w:r>
@@ -1276,54 +1726,98 @@
         <w:tabs>
           <w:tab w:val="right" w:leader="dot" w:pos="9691"/>
         </w:tabs>
-      </w:pPr>
-      <w:r>
-        <w:rPr>
-          <w:rFonts w:ascii="Arial" w:hAnsi="Arial" w:eastAsia="Arial" w:cs="Arial"/>
+        <w:rPr>
+          <w:rFonts w:hint="default" w:ascii="Times New Roman" w:hAnsi="Times New Roman" w:cs="Times New Roman"/>
+          <w:sz w:val="28"/>
+          <w:szCs w:val="28"/>
+        </w:rPr>
+      </w:pPr>
+      <w:r>
+        <w:rPr>
+          <w:rFonts w:hint="default" w:ascii="Times New Roman" w:hAnsi="Times New Roman" w:eastAsia="Arial" w:cs="Times New Roman"/>
+          <w:sz w:val="28"/>
+          <w:szCs w:val="28"/>
         </w:rPr>
         <w:fldChar w:fldCharType="begin"/>
       </w:r>
       <w:r>
         <w:rPr>
-          <w:rFonts w:ascii="Arial" w:hAnsi="Arial" w:eastAsia="Arial" w:cs="Arial"/>
+          <w:rFonts w:hint="default" w:ascii="Times New Roman" w:hAnsi="Times New Roman" w:eastAsia="Arial" w:cs="Times New Roman"/>
+          <w:sz w:val="28"/>
+          <w:szCs w:val="28"/>
         </w:rPr>
         <w:instrText xml:space="preserve"> HYPERLINK \l _Toc23186 </w:instrText>
       </w:r>
       <w:r>
         <w:rPr>
-          <w:rFonts w:ascii="Arial" w:hAnsi="Arial" w:eastAsia="Arial" w:cs="Arial"/>
+          <w:rFonts w:hint="default" w:ascii="Times New Roman" w:hAnsi="Times New Roman" w:eastAsia="Arial" w:cs="Times New Roman"/>
+          <w:sz w:val="28"/>
+          <w:szCs w:val="28"/>
         </w:rPr>
         <w:fldChar w:fldCharType="separate"/>
       </w:r>
       <w:r>
         <w:rPr>
           <w:rFonts w:hint="default" w:ascii="Times New Roman" w:hAnsi="Times New Roman" w:eastAsia="Microsoft YaHei" w:cs="Times New Roman"/>
+          <w:sz w:val="28"/>
           <w:szCs w:val="28"/>
           <w:rtl w:val="0"/>
         </w:rPr>
         <w:t>2.3.2 Главное окно приложения</w:t>
       </w:r>
       <w:r>
+        <w:rPr>
+          <w:rFonts w:hint="default" w:ascii="Times New Roman" w:hAnsi="Times New Roman" w:cs="Times New Roman"/>
+          <w:sz w:val="28"/>
+          <w:szCs w:val="28"/>
+        </w:rPr>
         <w:tab/>
       </w:r>
       <w:r>
+        <w:rPr>
+          <w:rFonts w:hint="default" w:ascii="Times New Roman" w:hAnsi="Times New Roman" w:cs="Times New Roman"/>
+          <w:sz w:val="28"/>
+          <w:szCs w:val="28"/>
+        </w:rPr>
         <w:fldChar w:fldCharType="begin"/>
       </w:r>
       <w:r>
+        <w:rPr>
+          <w:rFonts w:hint="default" w:ascii="Times New Roman" w:hAnsi="Times New Roman" w:cs="Times New Roman"/>
+          <w:sz w:val="28"/>
+          <w:szCs w:val="28"/>
+        </w:rPr>
         <w:instrText xml:space="preserve"> PAGEREF _Toc23186 \h </w:instrText>
       </w:r>
       <w:r>
+        <w:rPr>
+          <w:rFonts w:hint="default" w:ascii="Times New Roman" w:hAnsi="Times New Roman" w:cs="Times New Roman"/>
+          <w:sz w:val="28"/>
+          <w:szCs w:val="28"/>
+        </w:rPr>
         <w:fldChar w:fldCharType="separate"/>
       </w:r>
       <w:r>
+        <w:rPr>
+          <w:rFonts w:hint="default" w:ascii="Times New Roman" w:hAnsi="Times New Roman" w:cs="Times New Roman"/>
+          <w:sz w:val="28"/>
+          <w:szCs w:val="28"/>
+        </w:rPr>
         <w:t>10</w:t>
       </w:r>
       <w:r>
+        <w:rPr>
+          <w:rFonts w:hint="default" w:ascii="Times New Roman" w:hAnsi="Times New Roman" w:cs="Times New Roman"/>
+          <w:sz w:val="28"/>
+          <w:szCs w:val="28"/>
+        </w:rPr>
         <w:fldChar w:fldCharType="end"/>
       </w:r>
       <w:r>
         <w:rPr>
-          <w:rFonts w:ascii="Arial" w:hAnsi="Arial" w:eastAsia="Arial" w:cs="Arial"/>
+          <w:rFonts w:hint="default" w:ascii="Times New Roman" w:hAnsi="Times New Roman" w:eastAsia="Arial" w:cs="Times New Roman"/>
+          <w:sz w:val="28"/>
+          <w:szCs w:val="28"/>
         </w:rPr>
         <w:fldChar w:fldCharType="end"/>
       </w:r>
@@ -1334,54 +1828,98 @@
         <w:tabs>
           <w:tab w:val="right" w:leader="dot" w:pos="9691"/>
         </w:tabs>
-      </w:pPr>
-      <w:r>
-        <w:rPr>
-          <w:rFonts w:ascii="Arial" w:hAnsi="Arial" w:eastAsia="Arial" w:cs="Arial"/>
+        <w:rPr>
+          <w:rFonts w:hint="default" w:ascii="Times New Roman" w:hAnsi="Times New Roman" w:cs="Times New Roman"/>
+          <w:sz w:val="28"/>
+          <w:szCs w:val="28"/>
+        </w:rPr>
+      </w:pPr>
+      <w:r>
+        <w:rPr>
+          <w:rFonts w:hint="default" w:ascii="Times New Roman" w:hAnsi="Times New Roman" w:eastAsia="Arial" w:cs="Times New Roman"/>
+          <w:sz w:val="28"/>
+          <w:szCs w:val="28"/>
         </w:rPr>
         <w:fldChar w:fldCharType="begin"/>
       </w:r>
       <w:r>
         <w:rPr>
-          <w:rFonts w:ascii="Arial" w:hAnsi="Arial" w:eastAsia="Arial" w:cs="Arial"/>
+          <w:rFonts w:hint="default" w:ascii="Times New Roman" w:hAnsi="Times New Roman" w:eastAsia="Arial" w:cs="Times New Roman"/>
+          <w:sz w:val="28"/>
+          <w:szCs w:val="28"/>
         </w:rPr>
         <w:instrText xml:space="preserve"> HYPERLINK \l _Toc15481 </w:instrText>
       </w:r>
       <w:r>
         <w:rPr>
-          <w:rFonts w:ascii="Arial" w:hAnsi="Arial" w:eastAsia="Arial" w:cs="Arial"/>
+          <w:rFonts w:hint="default" w:ascii="Times New Roman" w:hAnsi="Times New Roman" w:eastAsia="Arial" w:cs="Times New Roman"/>
+          <w:sz w:val="28"/>
+          <w:szCs w:val="28"/>
         </w:rPr>
         <w:fldChar w:fldCharType="separate"/>
       </w:r>
       <w:r>
         <w:rPr>
           <w:rFonts w:hint="default" w:ascii="Times New Roman" w:hAnsi="Times New Roman" w:eastAsia="Microsoft YaHei" w:cs="Times New Roman"/>
+          <w:sz w:val="28"/>
           <w:szCs w:val="28"/>
           <w:rtl w:val="0"/>
         </w:rPr>
         <w:t>2.3.3 Управление клиентами</w:t>
       </w:r>
       <w:r>
+        <w:rPr>
+          <w:rFonts w:hint="default" w:ascii="Times New Roman" w:hAnsi="Times New Roman" w:cs="Times New Roman"/>
+          <w:sz w:val="28"/>
+          <w:szCs w:val="28"/>
+        </w:rPr>
         <w:tab/>
       </w:r>
       <w:r>
+        <w:rPr>
+          <w:rFonts w:hint="default" w:ascii="Times New Roman" w:hAnsi="Times New Roman" w:cs="Times New Roman"/>
+          <w:sz w:val="28"/>
+          <w:szCs w:val="28"/>
+        </w:rPr>
         <w:fldChar w:fldCharType="begin"/>
       </w:r>
       <w:r>
+        <w:rPr>
+          <w:rFonts w:hint="default" w:ascii="Times New Roman" w:hAnsi="Times New Roman" w:cs="Times New Roman"/>
+          <w:sz w:val="28"/>
+          <w:szCs w:val="28"/>
+        </w:rPr>
         <w:instrText xml:space="preserve"> PAGEREF _Toc15481 \h </w:instrText>
       </w:r>
       <w:r>
+        <w:rPr>
+          <w:rFonts w:hint="default" w:ascii="Times New Roman" w:hAnsi="Times New Roman" w:cs="Times New Roman"/>
+          <w:sz w:val="28"/>
+          <w:szCs w:val="28"/>
+        </w:rPr>
         <w:fldChar w:fldCharType="separate"/>
       </w:r>
       <w:r>
+        <w:rPr>
+          <w:rFonts w:hint="default" w:ascii="Times New Roman" w:hAnsi="Times New Roman" w:cs="Times New Roman"/>
+          <w:sz w:val="28"/>
+          <w:szCs w:val="28"/>
+        </w:rPr>
         <w:t>11</w:t>
       </w:r>
       <w:r>
+        <w:rPr>
+          <w:rFonts w:hint="default" w:ascii="Times New Roman" w:hAnsi="Times New Roman" w:cs="Times New Roman"/>
+          <w:sz w:val="28"/>
+          <w:szCs w:val="28"/>
+        </w:rPr>
         <w:fldChar w:fldCharType="end"/>
       </w:r>
       <w:r>
         <w:rPr>
-          <w:rFonts w:ascii="Arial" w:hAnsi="Arial" w:eastAsia="Arial" w:cs="Arial"/>
+          <w:rFonts w:hint="default" w:ascii="Times New Roman" w:hAnsi="Times New Roman" w:eastAsia="Arial" w:cs="Times New Roman"/>
+          <w:sz w:val="28"/>
+          <w:szCs w:val="28"/>
         </w:rPr>
         <w:fldChar w:fldCharType="end"/>
       </w:r>
@@ -1392,54 +1930,98 @@
         <w:tabs>
           <w:tab w:val="right" w:leader="dot" w:pos="9691"/>
         </w:tabs>
-      </w:pPr>
-      <w:r>
-        <w:rPr>
-          <w:rFonts w:ascii="Arial" w:hAnsi="Arial" w:eastAsia="Arial" w:cs="Arial"/>
+        <w:rPr>
+          <w:rFonts w:hint="default" w:ascii="Times New Roman" w:hAnsi="Times New Roman" w:cs="Times New Roman"/>
+          <w:sz w:val="28"/>
+          <w:szCs w:val="28"/>
+        </w:rPr>
+      </w:pPr>
+      <w:r>
+        <w:rPr>
+          <w:rFonts w:hint="default" w:ascii="Times New Roman" w:hAnsi="Times New Roman" w:eastAsia="Arial" w:cs="Times New Roman"/>
+          <w:sz w:val="28"/>
+          <w:szCs w:val="28"/>
         </w:rPr>
         <w:fldChar w:fldCharType="begin"/>
       </w:r>
       <w:r>
         <w:rPr>
-          <w:rFonts w:ascii="Arial" w:hAnsi="Arial" w:eastAsia="Arial" w:cs="Arial"/>
+          <w:rFonts w:hint="default" w:ascii="Times New Roman" w:hAnsi="Times New Roman" w:eastAsia="Arial" w:cs="Times New Roman"/>
+          <w:sz w:val="28"/>
+          <w:szCs w:val="28"/>
         </w:rPr>
         <w:instrText xml:space="preserve"> HYPERLINK \l _Toc2191 </w:instrText>
       </w:r>
       <w:r>
         <w:rPr>
-          <w:rFonts w:ascii="Arial" w:hAnsi="Arial" w:eastAsia="Arial" w:cs="Arial"/>
+          <w:rFonts w:hint="default" w:ascii="Times New Roman" w:hAnsi="Times New Roman" w:eastAsia="Arial" w:cs="Times New Roman"/>
+          <w:sz w:val="28"/>
+          <w:szCs w:val="28"/>
         </w:rPr>
         <w:fldChar w:fldCharType="separate"/>
       </w:r>
       <w:r>
         <w:rPr>
           <w:rFonts w:hint="default" w:ascii="Times New Roman" w:hAnsi="Times New Roman" w:eastAsia="Microsoft YaHei" w:cs="Times New Roman"/>
+          <w:sz w:val="28"/>
           <w:szCs w:val="28"/>
           <w:rtl w:val="0"/>
         </w:rPr>
         <w:t>2.3.4 Кредитные продукты</w:t>
       </w:r>
       <w:r>
+        <w:rPr>
+          <w:rFonts w:hint="default" w:ascii="Times New Roman" w:hAnsi="Times New Roman" w:cs="Times New Roman"/>
+          <w:sz w:val="28"/>
+          <w:szCs w:val="28"/>
+        </w:rPr>
         <w:tab/>
       </w:r>
       <w:r>
+        <w:rPr>
+          <w:rFonts w:hint="default" w:ascii="Times New Roman" w:hAnsi="Times New Roman" w:cs="Times New Roman"/>
+          <w:sz w:val="28"/>
+          <w:szCs w:val="28"/>
+        </w:rPr>
         <w:fldChar w:fldCharType="begin"/>
       </w:r>
       <w:r>
+        <w:rPr>
+          <w:rFonts w:hint="default" w:ascii="Times New Roman" w:hAnsi="Times New Roman" w:cs="Times New Roman"/>
+          <w:sz w:val="28"/>
+          <w:szCs w:val="28"/>
+        </w:rPr>
         <w:instrText xml:space="preserve"> PAGEREF _Toc2191 \h </w:instrText>
       </w:r>
       <w:r>
+        <w:rPr>
+          <w:rFonts w:hint="default" w:ascii="Times New Roman" w:hAnsi="Times New Roman" w:cs="Times New Roman"/>
+          <w:sz w:val="28"/>
+          <w:szCs w:val="28"/>
+        </w:rPr>
         <w:fldChar w:fldCharType="separate"/>
       </w:r>
       <w:r>
+        <w:rPr>
+          <w:rFonts w:hint="default" w:ascii="Times New Roman" w:hAnsi="Times New Roman" w:cs="Times New Roman"/>
+          <w:sz w:val="28"/>
+          <w:szCs w:val="28"/>
+        </w:rPr>
         <w:t>12</w:t>
       </w:r>
       <w:r>
+        <w:rPr>
+          <w:rFonts w:hint="default" w:ascii="Times New Roman" w:hAnsi="Times New Roman" w:cs="Times New Roman"/>
+          <w:sz w:val="28"/>
+          <w:szCs w:val="28"/>
+        </w:rPr>
         <w:fldChar w:fldCharType="end"/>
       </w:r>
       <w:r>
         <w:rPr>
-          <w:rFonts w:ascii="Arial" w:hAnsi="Arial" w:eastAsia="Arial" w:cs="Arial"/>
+          <w:rFonts w:hint="default" w:ascii="Times New Roman" w:hAnsi="Times New Roman" w:eastAsia="Arial" w:cs="Times New Roman"/>
+          <w:sz w:val="28"/>
+          <w:szCs w:val="28"/>
         </w:rPr>
         <w:fldChar w:fldCharType="end"/>
       </w:r>
@@ -1450,54 +2032,98 @@
         <w:tabs>
           <w:tab w:val="right" w:leader="dot" w:pos="9691"/>
         </w:tabs>
-      </w:pPr>
-      <w:r>
-        <w:rPr>
-          <w:rFonts w:ascii="Arial" w:hAnsi="Arial" w:eastAsia="Arial" w:cs="Arial"/>
+        <w:rPr>
+          <w:rFonts w:hint="default" w:ascii="Times New Roman" w:hAnsi="Times New Roman" w:cs="Times New Roman"/>
+          <w:sz w:val="28"/>
+          <w:szCs w:val="28"/>
+        </w:rPr>
+      </w:pPr>
+      <w:r>
+        <w:rPr>
+          <w:rFonts w:hint="default" w:ascii="Times New Roman" w:hAnsi="Times New Roman" w:eastAsia="Arial" w:cs="Times New Roman"/>
+          <w:sz w:val="28"/>
+          <w:szCs w:val="28"/>
         </w:rPr>
         <w:fldChar w:fldCharType="begin"/>
       </w:r>
       <w:r>
         <w:rPr>
-          <w:rFonts w:ascii="Arial" w:hAnsi="Arial" w:eastAsia="Arial" w:cs="Arial"/>
+          <w:rFonts w:hint="default" w:ascii="Times New Roman" w:hAnsi="Times New Roman" w:eastAsia="Arial" w:cs="Times New Roman"/>
+          <w:sz w:val="28"/>
+          <w:szCs w:val="28"/>
         </w:rPr>
         <w:instrText xml:space="preserve"> HYPERLINK \l _Toc11041 </w:instrText>
       </w:r>
       <w:r>
         <w:rPr>
-          <w:rFonts w:ascii="Arial" w:hAnsi="Arial" w:eastAsia="Arial" w:cs="Arial"/>
+          <w:rFonts w:hint="default" w:ascii="Times New Roman" w:hAnsi="Times New Roman" w:eastAsia="Arial" w:cs="Times New Roman"/>
+          <w:sz w:val="28"/>
+          <w:szCs w:val="28"/>
         </w:rPr>
         <w:fldChar w:fldCharType="separate"/>
       </w:r>
       <w:r>
         <w:rPr>
           <w:rFonts w:hint="default" w:ascii="Times New Roman" w:hAnsi="Times New Roman" w:eastAsia="Microsoft YaHei" w:cs="Times New Roman"/>
+          <w:sz w:val="28"/>
           <w:szCs w:val="28"/>
           <w:rtl w:val="0"/>
         </w:rPr>
         <w:t>2.3.5 Оформление займов</w:t>
       </w:r>
       <w:r>
+        <w:rPr>
+          <w:rFonts w:hint="default" w:ascii="Times New Roman" w:hAnsi="Times New Roman" w:cs="Times New Roman"/>
+          <w:sz w:val="28"/>
+          <w:szCs w:val="28"/>
+        </w:rPr>
         <w:tab/>
       </w:r>
       <w:r>
+        <w:rPr>
+          <w:rFonts w:hint="default" w:ascii="Times New Roman" w:hAnsi="Times New Roman" w:cs="Times New Roman"/>
+          <w:sz w:val="28"/>
+          <w:szCs w:val="28"/>
+        </w:rPr>
         <w:fldChar w:fldCharType="begin"/>
       </w:r>
       <w:r>
+        <w:rPr>
+          <w:rFonts w:hint="default" w:ascii="Times New Roman" w:hAnsi="Times New Roman" w:cs="Times New Roman"/>
+          <w:sz w:val="28"/>
+          <w:szCs w:val="28"/>
+        </w:rPr>
         <w:instrText xml:space="preserve"> PAGEREF _Toc11041 \h </w:instrText>
       </w:r>
       <w:r>
+        <w:rPr>
+          <w:rFonts w:hint="default" w:ascii="Times New Roman" w:hAnsi="Times New Roman" w:cs="Times New Roman"/>
+          <w:sz w:val="28"/>
+          <w:szCs w:val="28"/>
+        </w:rPr>
         <w:fldChar w:fldCharType="separate"/>
       </w:r>
       <w:r>
+        <w:rPr>
+          <w:rFonts w:hint="default" w:ascii="Times New Roman" w:hAnsi="Times New Roman" w:cs="Times New Roman"/>
+          <w:sz w:val="28"/>
+          <w:szCs w:val="28"/>
+        </w:rPr>
         <w:t>12</w:t>
       </w:r>
       <w:r>
+        <w:rPr>
+          <w:rFonts w:hint="default" w:ascii="Times New Roman" w:hAnsi="Times New Roman" w:cs="Times New Roman"/>
+          <w:sz w:val="28"/>
+          <w:szCs w:val="28"/>
+        </w:rPr>
         <w:fldChar w:fldCharType="end"/>
       </w:r>
       <w:r>
         <w:rPr>
-          <w:rFonts w:ascii="Arial" w:hAnsi="Arial" w:eastAsia="Arial" w:cs="Arial"/>
+          <w:rFonts w:hint="default" w:ascii="Times New Roman" w:hAnsi="Times New Roman" w:eastAsia="Arial" w:cs="Times New Roman"/>
+          <w:sz w:val="28"/>
+          <w:szCs w:val="28"/>
         </w:rPr>
         <w:fldChar w:fldCharType="end"/>
       </w:r>
@@ -1508,54 +2134,98 @@
         <w:tabs>
           <w:tab w:val="right" w:leader="dot" w:pos="9691"/>
         </w:tabs>
-      </w:pPr>
-      <w:r>
-        <w:rPr>
-          <w:rFonts w:ascii="Arial" w:hAnsi="Arial" w:eastAsia="Arial" w:cs="Arial"/>
+        <w:rPr>
+          <w:rFonts w:hint="default" w:ascii="Times New Roman" w:hAnsi="Times New Roman" w:cs="Times New Roman"/>
+          <w:sz w:val="28"/>
+          <w:szCs w:val="28"/>
+        </w:rPr>
+      </w:pPr>
+      <w:r>
+        <w:rPr>
+          <w:rFonts w:hint="default" w:ascii="Times New Roman" w:hAnsi="Times New Roman" w:eastAsia="Arial" w:cs="Times New Roman"/>
+          <w:sz w:val="28"/>
+          <w:szCs w:val="28"/>
         </w:rPr>
         <w:fldChar w:fldCharType="begin"/>
       </w:r>
       <w:r>
         <w:rPr>
-          <w:rFonts w:ascii="Arial" w:hAnsi="Arial" w:eastAsia="Arial" w:cs="Arial"/>
+          <w:rFonts w:hint="default" w:ascii="Times New Roman" w:hAnsi="Times New Roman" w:eastAsia="Arial" w:cs="Times New Roman"/>
+          <w:sz w:val="28"/>
+          <w:szCs w:val="28"/>
         </w:rPr>
         <w:instrText xml:space="preserve"> HYPERLINK \l _Toc23135 </w:instrText>
       </w:r>
       <w:r>
         <w:rPr>
-          <w:rFonts w:ascii="Arial" w:hAnsi="Arial" w:eastAsia="Arial" w:cs="Arial"/>
+          <w:rFonts w:hint="default" w:ascii="Times New Roman" w:hAnsi="Times New Roman" w:eastAsia="Arial" w:cs="Times New Roman"/>
+          <w:sz w:val="28"/>
+          <w:szCs w:val="28"/>
         </w:rPr>
         <w:fldChar w:fldCharType="separate"/>
       </w:r>
       <w:r>
         <w:rPr>
           <w:rFonts w:hint="default" w:ascii="Times New Roman" w:hAnsi="Times New Roman" w:eastAsia="Microsoft YaHei" w:cs="Times New Roman"/>
+          <w:sz w:val="28"/>
           <w:szCs w:val="28"/>
           <w:rtl w:val="0"/>
         </w:rPr>
         <w:t>2.3.6 Учет платежей</w:t>
       </w:r>
       <w:r>
+        <w:rPr>
+          <w:rFonts w:hint="default" w:ascii="Times New Roman" w:hAnsi="Times New Roman" w:cs="Times New Roman"/>
+          <w:sz w:val="28"/>
+          <w:szCs w:val="28"/>
+        </w:rPr>
         <w:tab/>
       </w:r>
       <w:r>
+        <w:rPr>
+          <w:rFonts w:hint="default" w:ascii="Times New Roman" w:hAnsi="Times New Roman" w:cs="Times New Roman"/>
+          <w:sz w:val="28"/>
+          <w:szCs w:val="28"/>
+        </w:rPr>
         <w:fldChar w:fldCharType="begin"/>
       </w:r>
       <w:r>
+        <w:rPr>
+          <w:rFonts w:hint="default" w:ascii="Times New Roman" w:hAnsi="Times New Roman" w:cs="Times New Roman"/>
+          <w:sz w:val="28"/>
+          <w:szCs w:val="28"/>
+        </w:rPr>
         <w:instrText xml:space="preserve"> PAGEREF _Toc23135 \h </w:instrText>
       </w:r>
       <w:r>
+        <w:rPr>
+          <w:rFonts w:hint="default" w:ascii="Times New Roman" w:hAnsi="Times New Roman" w:cs="Times New Roman"/>
+          <w:sz w:val="28"/>
+          <w:szCs w:val="28"/>
+        </w:rPr>
         <w:fldChar w:fldCharType="separate"/>
       </w:r>
       <w:r>
+        <w:rPr>
+          <w:rFonts w:hint="default" w:ascii="Times New Roman" w:hAnsi="Times New Roman" w:cs="Times New Roman"/>
+          <w:sz w:val="28"/>
+          <w:szCs w:val="28"/>
+        </w:rPr>
         <w:t>12</w:t>
       </w:r>
       <w:r>
+        <w:rPr>
+          <w:rFonts w:hint="default" w:ascii="Times New Roman" w:hAnsi="Times New Roman" w:cs="Times New Roman"/>
+          <w:sz w:val="28"/>
+          <w:szCs w:val="28"/>
+        </w:rPr>
         <w:fldChar w:fldCharType="end"/>
       </w:r>
       <w:r>
         <w:rPr>
-          <w:rFonts w:ascii="Arial" w:hAnsi="Arial" w:eastAsia="Arial" w:cs="Arial"/>
+          <w:rFonts w:hint="default" w:ascii="Times New Roman" w:hAnsi="Times New Roman" w:eastAsia="Arial" w:cs="Times New Roman"/>
+          <w:sz w:val="28"/>
+          <w:szCs w:val="28"/>
         </w:rPr>
         <w:fldChar w:fldCharType="end"/>
       </w:r>
@@ -1566,54 +2236,98 @@
         <w:tabs>
           <w:tab w:val="right" w:leader="dot" w:pos="9691"/>
         </w:tabs>
-      </w:pPr>
-      <w:r>
-        <w:rPr>
-          <w:rFonts w:ascii="Arial" w:hAnsi="Arial" w:eastAsia="Arial" w:cs="Arial"/>
+        <w:rPr>
+          <w:rFonts w:hint="default" w:ascii="Times New Roman" w:hAnsi="Times New Roman" w:cs="Times New Roman"/>
+          <w:sz w:val="28"/>
+          <w:szCs w:val="28"/>
+        </w:rPr>
+      </w:pPr>
+      <w:r>
+        <w:rPr>
+          <w:rFonts w:hint="default" w:ascii="Times New Roman" w:hAnsi="Times New Roman" w:eastAsia="Arial" w:cs="Times New Roman"/>
+          <w:sz w:val="28"/>
+          <w:szCs w:val="28"/>
         </w:rPr>
         <w:fldChar w:fldCharType="begin"/>
       </w:r>
       <w:r>
         <w:rPr>
-          <w:rFonts w:ascii="Arial" w:hAnsi="Arial" w:eastAsia="Arial" w:cs="Arial"/>
+          <w:rFonts w:hint="default" w:ascii="Times New Roman" w:hAnsi="Times New Roman" w:eastAsia="Arial" w:cs="Times New Roman"/>
+          <w:sz w:val="28"/>
+          <w:szCs w:val="28"/>
         </w:rPr>
         <w:instrText xml:space="preserve"> HYPERLINK \l _Toc17786 </w:instrText>
       </w:r>
       <w:r>
         <w:rPr>
-          <w:rFonts w:ascii="Arial" w:hAnsi="Arial" w:eastAsia="Arial" w:cs="Arial"/>
+          <w:rFonts w:hint="default" w:ascii="Times New Roman" w:hAnsi="Times New Roman" w:eastAsia="Arial" w:cs="Times New Roman"/>
+          <w:sz w:val="28"/>
+          <w:szCs w:val="28"/>
         </w:rPr>
         <w:fldChar w:fldCharType="separate"/>
       </w:r>
       <w:r>
         <w:rPr>
           <w:rFonts w:hint="default" w:ascii="Times New Roman" w:hAnsi="Times New Roman" w:eastAsia="Microsoft YaHei" w:cs="Times New Roman"/>
+          <w:sz w:val="28"/>
           <w:szCs w:val="28"/>
           <w:rtl w:val="0"/>
         </w:rPr>
         <w:t>2.3.7 Статистика и аналитика</w:t>
       </w:r>
       <w:r>
+        <w:rPr>
+          <w:rFonts w:hint="default" w:ascii="Times New Roman" w:hAnsi="Times New Roman" w:cs="Times New Roman"/>
+          <w:sz w:val="28"/>
+          <w:szCs w:val="28"/>
+        </w:rPr>
         <w:tab/>
       </w:r>
       <w:r>
+        <w:rPr>
+          <w:rFonts w:hint="default" w:ascii="Times New Roman" w:hAnsi="Times New Roman" w:cs="Times New Roman"/>
+          <w:sz w:val="28"/>
+          <w:szCs w:val="28"/>
+        </w:rPr>
         <w:fldChar w:fldCharType="begin"/>
       </w:r>
       <w:r>
+        <w:rPr>
+          <w:rFonts w:hint="default" w:ascii="Times New Roman" w:hAnsi="Times New Roman" w:cs="Times New Roman"/>
+          <w:sz w:val="28"/>
+          <w:szCs w:val="28"/>
+        </w:rPr>
         <w:instrText xml:space="preserve"> PAGEREF _Toc17786 \h </w:instrText>
       </w:r>
       <w:r>
+        <w:rPr>
+          <w:rFonts w:hint="default" w:ascii="Times New Roman" w:hAnsi="Times New Roman" w:cs="Times New Roman"/>
+          <w:sz w:val="28"/>
+          <w:szCs w:val="28"/>
+        </w:rPr>
         <w:fldChar w:fldCharType="separate"/>
       </w:r>
       <w:r>
+        <w:rPr>
+          <w:rFonts w:hint="default" w:ascii="Times New Roman" w:hAnsi="Times New Roman" w:cs="Times New Roman"/>
+          <w:sz w:val="28"/>
+          <w:szCs w:val="28"/>
+        </w:rPr>
         <w:t>12</w:t>
       </w:r>
       <w:r>
+        <w:rPr>
+          <w:rFonts w:hint="default" w:ascii="Times New Roman" w:hAnsi="Times New Roman" w:cs="Times New Roman"/>
+          <w:sz w:val="28"/>
+          <w:szCs w:val="28"/>
+        </w:rPr>
         <w:fldChar w:fldCharType="end"/>
       </w:r>
       <w:r>
         <w:rPr>
-          <w:rFonts w:ascii="Arial" w:hAnsi="Arial" w:eastAsia="Arial" w:cs="Arial"/>
+          <w:rFonts w:hint="default" w:ascii="Times New Roman" w:hAnsi="Times New Roman" w:eastAsia="Arial" w:cs="Times New Roman"/>
+          <w:sz w:val="28"/>
+          <w:szCs w:val="28"/>
         </w:rPr>
         <w:fldChar w:fldCharType="end"/>
       </w:r>
@@ -1624,54 +2338,98 @@
         <w:tabs>
           <w:tab w:val="right" w:leader="dot" w:pos="9691"/>
         </w:tabs>
-      </w:pPr>
-      <w:r>
-        <w:rPr>
-          <w:rFonts w:ascii="Arial" w:hAnsi="Arial" w:eastAsia="Arial" w:cs="Arial"/>
+        <w:rPr>
+          <w:rFonts w:hint="default" w:ascii="Times New Roman" w:hAnsi="Times New Roman" w:cs="Times New Roman"/>
+          <w:sz w:val="28"/>
+          <w:szCs w:val="28"/>
+        </w:rPr>
+      </w:pPr>
+      <w:r>
+        <w:rPr>
+          <w:rFonts w:hint="default" w:ascii="Times New Roman" w:hAnsi="Times New Roman" w:eastAsia="Arial" w:cs="Times New Roman"/>
+          <w:sz w:val="28"/>
+          <w:szCs w:val="28"/>
         </w:rPr>
         <w:fldChar w:fldCharType="begin"/>
       </w:r>
       <w:r>
         <w:rPr>
-          <w:rFonts w:ascii="Arial" w:hAnsi="Arial" w:eastAsia="Arial" w:cs="Arial"/>
+          <w:rFonts w:hint="default" w:ascii="Times New Roman" w:hAnsi="Times New Roman" w:eastAsia="Arial" w:cs="Times New Roman"/>
+          <w:sz w:val="28"/>
+          <w:szCs w:val="28"/>
         </w:rPr>
         <w:instrText xml:space="preserve"> HYPERLINK \l _Toc8345 </w:instrText>
       </w:r>
       <w:r>
         <w:rPr>
-          <w:rFonts w:ascii="Arial" w:hAnsi="Arial" w:eastAsia="Arial" w:cs="Arial"/>
+          <w:rFonts w:hint="default" w:ascii="Times New Roman" w:hAnsi="Times New Roman" w:eastAsia="Arial" w:cs="Times New Roman"/>
+          <w:sz w:val="28"/>
+          <w:szCs w:val="28"/>
         </w:rPr>
         <w:fldChar w:fldCharType="separate"/>
       </w:r>
       <w:r>
         <w:rPr>
           <w:rFonts w:hint="default" w:ascii="Times New Roman" w:hAnsi="Times New Roman" w:eastAsia="Microsoft YaHei" w:cs="Times New Roman"/>
+          <w:sz w:val="28"/>
           <w:szCs w:val="28"/>
           <w:rtl w:val="0"/>
         </w:rPr>
         <w:t>РУКОВОДСТВО ПОЛЬЗОВАТЕЛЯ</w:t>
       </w:r>
       <w:r>
+        <w:rPr>
+          <w:rFonts w:hint="default" w:ascii="Times New Roman" w:hAnsi="Times New Roman" w:cs="Times New Roman"/>
+          <w:sz w:val="28"/>
+          <w:szCs w:val="28"/>
+        </w:rPr>
         <w:tab/>
       </w:r>
       <w:r>
+        <w:rPr>
+          <w:rFonts w:hint="default" w:ascii="Times New Roman" w:hAnsi="Times New Roman" w:cs="Times New Roman"/>
+          <w:sz w:val="28"/>
+          <w:szCs w:val="28"/>
+        </w:rPr>
         <w:fldChar w:fldCharType="begin"/>
       </w:r>
       <w:r>
+        <w:rPr>
+          <w:rFonts w:hint="default" w:ascii="Times New Roman" w:hAnsi="Times New Roman" w:cs="Times New Roman"/>
+          <w:sz w:val="28"/>
+          <w:szCs w:val="28"/>
+        </w:rPr>
         <w:instrText xml:space="preserve"> PAGEREF _Toc8345 \h </w:instrText>
       </w:r>
       <w:r>
+        <w:rPr>
+          <w:rFonts w:hint="default" w:ascii="Times New Roman" w:hAnsi="Times New Roman" w:cs="Times New Roman"/>
+          <w:sz w:val="28"/>
+          <w:szCs w:val="28"/>
+        </w:rPr>
         <w:fldChar w:fldCharType="separate"/>
       </w:r>
       <w:r>
+        <w:rPr>
+          <w:rFonts w:hint="default" w:ascii="Times New Roman" w:hAnsi="Times New Roman" w:cs="Times New Roman"/>
+          <w:sz w:val="28"/>
+          <w:szCs w:val="28"/>
+        </w:rPr>
         <w:t>13</w:t>
       </w:r>
       <w:r>
+        <w:rPr>
+          <w:rFonts w:hint="default" w:ascii="Times New Roman" w:hAnsi="Times New Roman" w:cs="Times New Roman"/>
+          <w:sz w:val="28"/>
+          <w:szCs w:val="28"/>
+        </w:rPr>
         <w:fldChar w:fldCharType="end"/>
       </w:r>
       <w:r>
         <w:rPr>
-          <w:rFonts w:ascii="Arial" w:hAnsi="Arial" w:eastAsia="Arial" w:cs="Arial"/>
+          <w:rFonts w:hint="default" w:ascii="Times New Roman" w:hAnsi="Times New Roman" w:eastAsia="Arial" w:cs="Times New Roman"/>
+          <w:sz w:val="28"/>
+          <w:szCs w:val="28"/>
         </w:rPr>
         <w:fldChar w:fldCharType="end"/>
       </w:r>
@@ -1682,54 +2440,98 @@
         <w:tabs>
           <w:tab w:val="right" w:leader="dot" w:pos="9691"/>
         </w:tabs>
-      </w:pPr>
-      <w:r>
-        <w:rPr>
-          <w:rFonts w:ascii="Arial" w:hAnsi="Arial" w:eastAsia="Arial" w:cs="Arial"/>
+        <w:rPr>
+          <w:rFonts w:hint="default" w:ascii="Times New Roman" w:hAnsi="Times New Roman" w:cs="Times New Roman"/>
+          <w:sz w:val="28"/>
+          <w:szCs w:val="28"/>
+        </w:rPr>
+      </w:pPr>
+      <w:r>
+        <w:rPr>
+          <w:rFonts w:hint="default" w:ascii="Times New Roman" w:hAnsi="Times New Roman" w:eastAsia="Arial" w:cs="Times New Roman"/>
+          <w:sz w:val="28"/>
+          <w:szCs w:val="28"/>
         </w:rPr>
         <w:fldChar w:fldCharType="begin"/>
       </w:r>
       <w:r>
         <w:rPr>
-          <w:rFonts w:ascii="Arial" w:hAnsi="Arial" w:eastAsia="Arial" w:cs="Arial"/>
+          <w:rFonts w:hint="default" w:ascii="Times New Roman" w:hAnsi="Times New Roman" w:eastAsia="Arial" w:cs="Times New Roman"/>
+          <w:sz w:val="28"/>
+          <w:szCs w:val="28"/>
         </w:rPr>
         <w:instrText xml:space="preserve"> HYPERLINK \l _Toc25881 </w:instrText>
       </w:r>
       <w:r>
         <w:rPr>
-          <w:rFonts w:ascii="Arial" w:hAnsi="Arial" w:eastAsia="Arial" w:cs="Arial"/>
+          <w:rFonts w:hint="default" w:ascii="Times New Roman" w:hAnsi="Times New Roman" w:eastAsia="Arial" w:cs="Times New Roman"/>
+          <w:sz w:val="28"/>
+          <w:szCs w:val="28"/>
         </w:rPr>
         <w:fldChar w:fldCharType="separate"/>
       </w:r>
       <w:r>
         <w:rPr>
           <w:rFonts w:hint="default" w:ascii="Times New Roman" w:hAnsi="Times New Roman" w:eastAsia="Microsoft YaHei" w:cs="Times New Roman"/>
+          <w:sz w:val="28"/>
           <w:szCs w:val="28"/>
           <w:rtl w:val="0"/>
         </w:rPr>
         <w:t>ЗАКЛЮЧЕНИЕ</w:t>
       </w:r>
       <w:r>
+        <w:rPr>
+          <w:rFonts w:hint="default" w:ascii="Times New Roman" w:hAnsi="Times New Roman" w:cs="Times New Roman"/>
+          <w:sz w:val="28"/>
+          <w:szCs w:val="28"/>
+        </w:rPr>
         <w:tab/>
       </w:r>
       <w:r>
+        <w:rPr>
+          <w:rFonts w:hint="default" w:ascii="Times New Roman" w:hAnsi="Times New Roman" w:cs="Times New Roman"/>
+          <w:sz w:val="28"/>
+          <w:szCs w:val="28"/>
+        </w:rPr>
         <w:fldChar w:fldCharType="begin"/>
       </w:r>
       <w:r>
+        <w:rPr>
+          <w:rFonts w:hint="default" w:ascii="Times New Roman" w:hAnsi="Times New Roman" w:cs="Times New Roman"/>
+          <w:sz w:val="28"/>
+          <w:szCs w:val="28"/>
+        </w:rPr>
         <w:instrText xml:space="preserve"> PAGEREF _Toc25881 \h </w:instrText>
       </w:r>
       <w:r>
+        <w:rPr>
+          <w:rFonts w:hint="default" w:ascii="Times New Roman" w:hAnsi="Times New Roman" w:cs="Times New Roman"/>
+          <w:sz w:val="28"/>
+          <w:szCs w:val="28"/>
+        </w:rPr>
         <w:fldChar w:fldCharType="separate"/>
       </w:r>
       <w:r>
+        <w:rPr>
+          <w:rFonts w:hint="default" w:ascii="Times New Roman" w:hAnsi="Times New Roman" w:cs="Times New Roman"/>
+          <w:sz w:val="28"/>
+          <w:szCs w:val="28"/>
+        </w:rPr>
         <w:t>13</w:t>
       </w:r>
       <w:r>
+        <w:rPr>
+          <w:rFonts w:hint="default" w:ascii="Times New Roman" w:hAnsi="Times New Roman" w:cs="Times New Roman"/>
+          <w:sz w:val="28"/>
+          <w:szCs w:val="28"/>
+        </w:rPr>
         <w:fldChar w:fldCharType="end"/>
       </w:r>
       <w:r>
         <w:rPr>
-          <w:rFonts w:ascii="Arial" w:hAnsi="Arial" w:eastAsia="Arial" w:cs="Arial"/>
+          <w:rFonts w:hint="default" w:ascii="Times New Roman" w:hAnsi="Times New Roman" w:eastAsia="Arial" w:cs="Times New Roman"/>
+          <w:sz w:val="28"/>
+          <w:szCs w:val="28"/>
         </w:rPr>
         <w:fldChar w:fldCharType="end"/>
       </w:r>
@@ -1740,53 +2542,98 @@
         <w:tabs>
           <w:tab w:val="right" w:leader="dot" w:pos="9691"/>
         </w:tabs>
-      </w:pPr>
-      <w:r>
-        <w:rPr>
-          <w:rFonts w:ascii="Arial" w:hAnsi="Arial" w:eastAsia="Arial" w:cs="Arial"/>
+        <w:rPr>
+          <w:rFonts w:hint="default" w:ascii="Times New Roman" w:hAnsi="Times New Roman" w:cs="Times New Roman"/>
+          <w:sz w:val="28"/>
+          <w:szCs w:val="28"/>
+        </w:rPr>
+      </w:pPr>
+      <w:r>
+        <w:rPr>
+          <w:rFonts w:hint="default" w:ascii="Times New Roman" w:hAnsi="Times New Roman" w:eastAsia="Arial" w:cs="Times New Roman"/>
+          <w:sz w:val="28"/>
+          <w:szCs w:val="28"/>
         </w:rPr>
         <w:fldChar w:fldCharType="begin"/>
       </w:r>
       <w:r>
         <w:rPr>
-          <w:rFonts w:ascii="Arial" w:hAnsi="Arial" w:eastAsia="Arial" w:cs="Arial"/>
+          <w:rFonts w:hint="default" w:ascii="Times New Roman" w:hAnsi="Times New Roman" w:eastAsia="Arial" w:cs="Times New Roman"/>
+          <w:sz w:val="28"/>
+          <w:szCs w:val="28"/>
         </w:rPr>
         <w:instrText xml:space="preserve"> HYPERLINK \l _Toc21617 </w:instrText>
       </w:r>
       <w:r>
         <w:rPr>
-          <w:rFonts w:ascii="Arial" w:hAnsi="Arial" w:eastAsia="Arial" w:cs="Arial"/>
+          <w:rFonts w:hint="default" w:ascii="Times New Roman" w:hAnsi="Times New Roman" w:eastAsia="Arial" w:cs="Times New Roman"/>
+          <w:sz w:val="28"/>
+          <w:szCs w:val="28"/>
         </w:rPr>
         <w:fldChar w:fldCharType="separate"/>
       </w:r>
       <w:r>
         <w:rPr>
-          <w:rFonts w:ascii="Arial" w:hAnsi="Arial" w:eastAsia="Arial" w:cs="Arial"/>
+          <w:rFonts w:hint="default" w:ascii="Times New Roman" w:hAnsi="Times New Roman" w:eastAsia="Arial" w:cs="Times New Roman"/>
+          <w:sz w:val="28"/>
+          <w:szCs w:val="28"/>
           <w:rtl w:val="0"/>
         </w:rPr>
         <w:t>СПИСОК ИСПОЛЬЗОВАННЫХ ИНФОРМАЦИОННЫХ ИСТОЧНИКОВ</w:t>
       </w:r>
       <w:r>
+        <w:rPr>
+          <w:rFonts w:hint="default" w:ascii="Times New Roman" w:hAnsi="Times New Roman" w:cs="Times New Roman"/>
+          <w:sz w:val="28"/>
+          <w:szCs w:val="28"/>
+        </w:rPr>
         <w:tab/>
       </w:r>
       <w:r>
+        <w:rPr>
+          <w:rFonts w:hint="default" w:ascii="Times New Roman" w:hAnsi="Times New Roman" w:cs="Times New Roman"/>
+          <w:sz w:val="28"/>
+          <w:szCs w:val="28"/>
+        </w:rPr>
         <w:fldChar w:fldCharType="begin"/>
       </w:r>
       <w:r>
+        <w:rPr>
+          <w:rFonts w:hint="default" w:ascii="Times New Roman" w:hAnsi="Times New Roman" w:cs="Times New Roman"/>
+          <w:sz w:val="28"/>
+          <w:szCs w:val="28"/>
+        </w:rPr>
         <w:instrText xml:space="preserve"> PAGEREF _Toc21617 \h </w:instrText>
       </w:r>
       <w:r>
+        <w:rPr>
+          <w:rFonts w:hint="default" w:ascii="Times New Roman" w:hAnsi="Times New Roman" w:cs="Times New Roman"/>
+          <w:sz w:val="28"/>
+          <w:szCs w:val="28"/>
+        </w:rPr>
         <w:fldChar w:fldCharType="separate"/>
       </w:r>
       <w:r>
+        <w:rPr>
+          <w:rFonts w:hint="default" w:ascii="Times New Roman" w:hAnsi="Times New Roman" w:cs="Times New Roman"/>
+          <w:sz w:val="28"/>
+          <w:szCs w:val="28"/>
+        </w:rPr>
         <w:t>14</w:t>
       </w:r>
       <w:r>
+        <w:rPr>
+          <w:rFonts w:hint="default" w:ascii="Times New Roman" w:hAnsi="Times New Roman" w:cs="Times New Roman"/>
+          <w:sz w:val="28"/>
+          <w:szCs w:val="28"/>
+        </w:rPr>
         <w:fldChar w:fldCharType="end"/>
       </w:r>
       <w:r>
         <w:rPr>
-          <w:rFonts w:ascii="Arial" w:hAnsi="Arial" w:eastAsia="Arial" w:cs="Arial"/>
+          <w:rFonts w:hint="default" w:ascii="Times New Roman" w:hAnsi="Times New Roman" w:eastAsia="Arial" w:cs="Times New Roman"/>
+          <w:sz w:val="28"/>
+          <w:szCs w:val="28"/>
         </w:rPr>
         <w:fldChar w:fldCharType="end"/>
       </w:r>
@@ -1797,53 +2644,98 @@
         <w:tabs>
           <w:tab w:val="right" w:leader="dot" w:pos="9691"/>
         </w:tabs>
-      </w:pPr>
-      <w:r>
-        <w:rPr>
-          <w:rFonts w:ascii="Arial" w:hAnsi="Arial" w:eastAsia="Arial" w:cs="Arial"/>
+        <w:rPr>
+          <w:rFonts w:hint="default" w:ascii="Times New Roman" w:hAnsi="Times New Roman" w:cs="Times New Roman"/>
+          <w:sz w:val="28"/>
+          <w:szCs w:val="28"/>
+        </w:rPr>
+      </w:pPr>
+      <w:r>
+        <w:rPr>
+          <w:rFonts w:hint="default" w:ascii="Times New Roman" w:hAnsi="Times New Roman" w:eastAsia="Arial" w:cs="Times New Roman"/>
+          <w:sz w:val="28"/>
+          <w:szCs w:val="28"/>
         </w:rPr>
         <w:fldChar w:fldCharType="begin"/>
       </w:r>
       <w:r>
         <w:rPr>
-          <w:rFonts w:ascii="Arial" w:hAnsi="Arial" w:eastAsia="Arial" w:cs="Arial"/>
+          <w:rFonts w:hint="default" w:ascii="Times New Roman" w:hAnsi="Times New Roman" w:eastAsia="Arial" w:cs="Times New Roman"/>
+          <w:sz w:val="28"/>
+          <w:szCs w:val="28"/>
         </w:rPr>
         <w:instrText xml:space="preserve"> HYPERLINK \l _Toc21646 </w:instrText>
       </w:r>
       <w:r>
         <w:rPr>
-          <w:rFonts w:ascii="Arial" w:hAnsi="Arial" w:eastAsia="Arial" w:cs="Arial"/>
+          <w:rFonts w:hint="default" w:ascii="Times New Roman" w:hAnsi="Times New Roman" w:eastAsia="Arial" w:cs="Times New Roman"/>
+          <w:sz w:val="28"/>
+          <w:szCs w:val="28"/>
         </w:rPr>
         <w:fldChar w:fldCharType="separate"/>
       </w:r>
       <w:r>
         <w:rPr>
-          <w:rFonts w:ascii="Arial" w:hAnsi="Arial" w:eastAsia="Arial" w:cs="Arial"/>
+          <w:rFonts w:hint="default" w:ascii="Times New Roman" w:hAnsi="Times New Roman" w:eastAsia="Arial" w:cs="Times New Roman"/>
+          <w:sz w:val="28"/>
+          <w:szCs w:val="28"/>
           <w:rtl w:val="0"/>
         </w:rPr>
         <w:t>ПРИЛОЖЕНИЕ А</w:t>
       </w:r>
       <w:r>
+        <w:rPr>
+          <w:rFonts w:hint="default" w:ascii="Times New Roman" w:hAnsi="Times New Roman" w:cs="Times New Roman"/>
+          <w:sz w:val="28"/>
+          <w:szCs w:val="28"/>
+        </w:rPr>
         <w:tab/>
       </w:r>
       <w:r>
+        <w:rPr>
+          <w:rFonts w:hint="default" w:ascii="Times New Roman" w:hAnsi="Times New Roman" w:cs="Times New Roman"/>
+          <w:sz w:val="28"/>
+          <w:szCs w:val="28"/>
+        </w:rPr>
         <w:fldChar w:fldCharType="begin"/>
       </w:r>
       <w:r>
+        <w:rPr>
+          <w:rFonts w:hint="default" w:ascii="Times New Roman" w:hAnsi="Times New Roman" w:cs="Times New Roman"/>
+          <w:sz w:val="28"/>
+          <w:szCs w:val="28"/>
+        </w:rPr>
         <w:instrText xml:space="preserve"> PAGEREF _Toc21646 \h </w:instrText>
       </w:r>
       <w:r>
+        <w:rPr>
+          <w:rFonts w:hint="default" w:ascii="Times New Roman" w:hAnsi="Times New Roman" w:cs="Times New Roman"/>
+          <w:sz w:val="28"/>
+          <w:szCs w:val="28"/>
+        </w:rPr>
         <w:fldChar w:fldCharType="separate"/>
       </w:r>
       <w:r>
+        <w:rPr>
+          <w:rFonts w:hint="default" w:ascii="Times New Roman" w:hAnsi="Times New Roman" w:cs="Times New Roman"/>
+          <w:sz w:val="28"/>
+          <w:szCs w:val="28"/>
+        </w:rPr>
         <w:t>14</w:t>
       </w:r>
       <w:r>
+        <w:rPr>
+          <w:rFonts w:hint="default" w:ascii="Times New Roman" w:hAnsi="Times New Roman" w:cs="Times New Roman"/>
+          <w:sz w:val="28"/>
+          <w:szCs w:val="28"/>
+        </w:rPr>
         <w:fldChar w:fldCharType="end"/>
       </w:r>
       <w:r>
         <w:rPr>
-          <w:rFonts w:ascii="Arial" w:hAnsi="Arial" w:eastAsia="Arial" w:cs="Arial"/>
+          <w:rFonts w:hint="default" w:ascii="Times New Roman" w:hAnsi="Times New Roman" w:eastAsia="Arial" w:cs="Times New Roman"/>
+          <w:sz w:val="28"/>
+          <w:szCs w:val="28"/>
         </w:rPr>
         <w:fldChar w:fldCharType="end"/>
       </w:r>
@@ -1857,50 +2749,90 @@
       </w:pPr>
       <w:r>
         <w:rPr>
-          <w:rFonts w:ascii="Arial" w:hAnsi="Arial" w:eastAsia="Arial" w:cs="Arial"/>
+          <w:rFonts w:hint="default" w:ascii="Times New Roman" w:hAnsi="Times New Roman" w:eastAsia="Arial" w:cs="Times New Roman"/>
+          <w:sz w:val="28"/>
+          <w:szCs w:val="28"/>
         </w:rPr>
         <w:fldChar w:fldCharType="begin"/>
       </w:r>
       <w:r>
         <w:rPr>
-          <w:rFonts w:ascii="Arial" w:hAnsi="Arial" w:eastAsia="Arial" w:cs="Arial"/>
+          <w:rFonts w:hint="default" w:ascii="Times New Roman" w:hAnsi="Times New Roman" w:eastAsia="Arial" w:cs="Times New Roman"/>
+          <w:sz w:val="28"/>
+          <w:szCs w:val="28"/>
         </w:rPr>
         <w:instrText xml:space="preserve"> HYPERLINK \l _Toc7098 </w:instrText>
       </w:r>
       <w:r>
         <w:rPr>
-          <w:rFonts w:ascii="Arial" w:hAnsi="Arial" w:eastAsia="Arial" w:cs="Arial"/>
+          <w:rFonts w:hint="default" w:ascii="Times New Roman" w:hAnsi="Times New Roman" w:eastAsia="Arial" w:cs="Times New Roman"/>
+          <w:sz w:val="28"/>
+          <w:szCs w:val="28"/>
         </w:rPr>
         <w:fldChar w:fldCharType="separate"/>
       </w:r>
       <w:r>
         <w:rPr>
-          <w:rFonts w:ascii="Arial" w:hAnsi="Arial" w:eastAsia="Arial" w:cs="Arial"/>
+          <w:rFonts w:hint="default" w:ascii="Times New Roman" w:hAnsi="Times New Roman" w:eastAsia="Arial" w:cs="Times New Roman"/>
+          <w:sz w:val="28"/>
+          <w:szCs w:val="28"/>
           <w:rtl w:val="0"/>
         </w:rPr>
         <w:t>ПРИЛОЖЕНИЕ Б</w:t>
       </w:r>
       <w:r>
+        <w:rPr>
+          <w:rFonts w:hint="default" w:ascii="Times New Roman" w:hAnsi="Times New Roman" w:cs="Times New Roman"/>
+          <w:sz w:val="28"/>
+          <w:szCs w:val="28"/>
+        </w:rPr>
         <w:tab/>
       </w:r>
       <w:r>
+        <w:rPr>
+          <w:rFonts w:hint="default" w:ascii="Times New Roman" w:hAnsi="Times New Roman" w:cs="Times New Roman"/>
+          <w:sz w:val="28"/>
+          <w:szCs w:val="28"/>
+        </w:rPr>
         <w:fldChar w:fldCharType="begin"/>
       </w:r>
       <w:r>
+        <w:rPr>
+          <w:rFonts w:hint="default" w:ascii="Times New Roman" w:hAnsi="Times New Roman" w:cs="Times New Roman"/>
+          <w:sz w:val="28"/>
+          <w:szCs w:val="28"/>
+        </w:rPr>
         <w:instrText xml:space="preserve"> PAGEREF _Toc7098 \h </w:instrText>
       </w:r>
       <w:r>
+        <w:rPr>
+          <w:rFonts w:hint="default" w:ascii="Times New Roman" w:hAnsi="Times New Roman" w:cs="Times New Roman"/>
+          <w:sz w:val="28"/>
+          <w:szCs w:val="28"/>
+        </w:rPr>
         <w:fldChar w:fldCharType="separate"/>
       </w:r>
       <w:r>
+        <w:rPr>
+          <w:rFonts w:hint="default" w:ascii="Times New Roman" w:hAnsi="Times New Roman" w:cs="Times New Roman"/>
+          <w:sz w:val="28"/>
+          <w:szCs w:val="28"/>
+        </w:rPr>
         <w:t>15</w:t>
       </w:r>
       <w:r>
+        <w:rPr>
+          <w:rFonts w:hint="default" w:ascii="Times New Roman" w:hAnsi="Times New Roman" w:cs="Times New Roman"/>
+          <w:sz w:val="28"/>
+          <w:szCs w:val="28"/>
+        </w:rPr>
         <w:fldChar w:fldCharType="end"/>
       </w:r>
       <w:r>
         <w:rPr>
-          <w:rFonts w:ascii="Arial" w:hAnsi="Arial" w:eastAsia="Arial" w:cs="Arial"/>
+          <w:rFonts w:hint="default" w:ascii="Times New Roman" w:hAnsi="Times New Roman" w:eastAsia="Arial" w:cs="Times New Roman"/>
+          <w:sz w:val="28"/>
+          <w:szCs w:val="28"/>
         </w:rPr>
         <w:fldChar w:fldCharType="end"/>
       </w:r>
@@ -2591,8 +3523,8 @@
           <w:szCs w:val="28"/>
         </w:rPr>
       </w:pPr>
-      <w:bookmarkStart w:id="2" w:name="_Toc21838"/>
-      <w:bookmarkStart w:id="3" w:name="_Toc22960"/>
+      <w:bookmarkStart w:id="2" w:name="_Toc22960"/>
+      <w:bookmarkStart w:id="3" w:name="_Toc21838"/>
       <w:r>
         <w:rPr>
           <w:rFonts w:hint="default" w:ascii="Times New Roman" w:hAnsi="Times New Roman" w:eastAsia="Microsoft YaHei" w:cs="Times New Roman"/>
@@ -2638,8 +3570,8 @@
           <w:szCs w:val="28"/>
         </w:rPr>
       </w:pPr>
-      <w:bookmarkStart w:id="4" w:name="_Toc25698"/>
-      <w:bookmarkStart w:id="5" w:name="_Toc11953"/>
+      <w:bookmarkStart w:id="4" w:name="_Toc11953"/>
+      <w:bookmarkStart w:id="5" w:name="_Toc25698"/>
       <w:r>
         <w:rPr>
           <w:rFonts w:hint="default" w:ascii="Times New Roman" w:hAnsi="Times New Roman" w:eastAsia="Microsoft YaHei" w:cs="Times New Roman"/>
@@ -3112,8 +4044,8 @@
           <w:szCs w:val="28"/>
         </w:rPr>
       </w:pPr>
-      <w:bookmarkStart w:id="8" w:name="_Toc19479"/>
-      <w:bookmarkStart w:id="9" w:name="_Toc7509"/>
+      <w:bookmarkStart w:id="8" w:name="_Toc7509"/>
+      <w:bookmarkStart w:id="9" w:name="_Toc19479"/>
       <w:r>
         <w:rPr>
           <w:rFonts w:hint="default" w:ascii="Times New Roman" w:hAnsi="Times New Roman" w:eastAsia="Microsoft YaHei" w:cs="Times New Roman"/>
@@ -3286,8 +4218,8 @@
           <w:szCs w:val="28"/>
         </w:rPr>
       </w:pPr>
-      <w:bookmarkStart w:id="10" w:name="_Toc21817"/>
-      <w:bookmarkStart w:id="11" w:name="_Toc32136"/>
+      <w:bookmarkStart w:id="10" w:name="_Toc32136"/>
+      <w:bookmarkStart w:id="11" w:name="_Toc21817"/>
       <w:r>
         <w:rPr>
           <w:rFonts w:hint="default" w:ascii="Times New Roman" w:hAnsi="Times New Roman" w:eastAsia="Microsoft YaHei" w:cs="Times New Roman"/>
@@ -3572,8 +4504,8 @@
           <w:szCs w:val="28"/>
         </w:rPr>
       </w:pPr>
-      <w:bookmarkStart w:id="14" w:name="_Toc14412"/>
-      <w:bookmarkStart w:id="15" w:name="_Toc23727"/>
+      <w:bookmarkStart w:id="14" w:name="_Toc23727"/>
+      <w:bookmarkStart w:id="15" w:name="_Toc14412"/>
       <w:r>
         <w:rPr>
           <w:rFonts w:hint="default" w:ascii="Times New Roman" w:hAnsi="Times New Roman" w:eastAsia="Microsoft YaHei" w:cs="Times New Roman"/>
@@ -6472,6 +7404,12 @@
             <w:insideH w:val="single" w:color="000000" w:sz="6" w:space="0"/>
             <w:insideV w:val="single" w:color="000000" w:sz="6" w:space="0"/>
           </w:tblBorders>
+          <w:tblCellMar>
+            <w:top w:w="100" w:type="dxa"/>
+            <w:left w:w="100" w:type="dxa"/>
+            <w:bottom w:w="100" w:type="dxa"/>
+            <w:right w:w="100" w:type="dxa"/>
+          </w:tblCellMar>
         </w:tblPrEx>
         <w:trPr>
           <w:tblHeader/>
@@ -7348,6 +8286,8 @@
           </wp:inline>
         </w:drawing>
       </w:r>
+      <w:bookmarkStart w:id="35" w:name="_GoBack"/>
+      <w:bookmarkEnd w:id="35"/>
     </w:p>
     <w:p>
       <w:pPr>
@@ -7429,8 +8369,8 @@
           <w:szCs w:val="28"/>
         </w:rPr>
       </w:pPr>
-      <w:bookmarkStart w:id="16" w:name="_Toc2528"/>
-      <w:bookmarkStart w:id="17" w:name="_Toc11989"/>
+      <w:bookmarkStart w:id="16" w:name="_Toc11989"/>
+      <w:bookmarkStart w:id="17" w:name="_Toc2528"/>
       <w:r>
         <w:rPr>
           <w:rFonts w:hint="default" w:ascii="Times New Roman" w:hAnsi="Times New Roman" w:eastAsia="Microsoft YaHei" w:cs="Times New Roman"/>
@@ -8801,7 +9741,6 @@
           <w:szCs w:val="28"/>
         </w:rPr>
       </w:pPr>
-      <w:bookmarkStart w:id="35" w:name="_GoBack"/>
       <w:r>
         <w:rPr>
           <w:rFonts w:hint="default" w:ascii="Times New Roman" w:hAnsi="Times New Roman" w:eastAsia="Microsoft YaHei" w:cs="Times New Roman"/>
@@ -9049,7 +9988,6 @@
         <w:t>6. Просмотр аналитики: Вкладка «Статистика» автоматически генерирует графики на основе актуальной базы. Данные обновляются при каждом заходе на страницу.</w:t>
       </w:r>
     </w:p>
-    <w:bookmarkEnd w:id="35"/>
     <w:p>
       <w:pPr>
         <w:pStyle w:val="3"/>
@@ -9615,6 +10553,23 @@
     </w:p>
     <w:p>
       <w:pPr>
+        <w:rPr>
+          <w:rFonts w:ascii="Arial" w:hAnsi="Arial" w:eastAsia="Arial" w:cs="Arial"/>
+          <w:rtl w:val="0"/>
+        </w:rPr>
+      </w:pPr>
+      <w:bookmarkStart w:id="31" w:name="_Toc21646"/>
+      <w:bookmarkStart w:id="32" w:name="_Toc20864"/>
+      <w:r>
+        <w:rPr>
+          <w:rFonts w:ascii="Arial" w:hAnsi="Arial" w:eastAsia="Arial" w:cs="Arial"/>
+          <w:rtl w:val="0"/>
+        </w:rPr>
+        <w:br w:type="page"/>
+      </w:r>
+    </w:p>
+    <w:p>
+      <w:pPr>
         <w:pStyle w:val="3"/>
         <w:pBdr>
           <w:top w:val="none" w:color="auto" w:sz="0" w:space="0"/>
@@ -9624,15 +10579,18 @@
           <w:between w:val="none" w:color="auto" w:sz="0" w:space="0"/>
         </w:pBdr>
         <w:shd w:val="clear" w:fill="auto"/>
-        <w:rPr>
-          <w:rFonts w:ascii="Arial" w:hAnsi="Arial" w:eastAsia="Arial" w:cs="Arial"/>
-        </w:rPr>
-      </w:pPr>
-      <w:bookmarkStart w:id="31" w:name="_Toc21646"/>
-      <w:bookmarkStart w:id="32" w:name="_Toc20864"/>
-      <w:r>
-        <w:rPr>
-          <w:rFonts w:ascii="Arial" w:hAnsi="Arial" w:eastAsia="Arial" w:cs="Arial"/>
+        <w:jc w:val="center"/>
+        <w:rPr>
+          <w:rFonts w:hint="default" w:ascii="Times New Roman" w:hAnsi="Times New Roman" w:eastAsia="Arial" w:cs="Times New Roman"/>
+          <w:sz w:val="32"/>
+          <w:szCs w:val="32"/>
+        </w:rPr>
+      </w:pPr>
+      <w:r>
+        <w:rPr>
+          <w:rFonts w:hint="default" w:ascii="Times New Roman" w:hAnsi="Times New Roman" w:eastAsia="Arial" w:cs="Times New Roman"/>
+          <w:sz w:val="32"/>
+          <w:szCs w:val="32"/>
           <w:rtl w:val="0"/>
         </w:rPr>
         <w:t>ПРИЛОЖЕНИЕ А</w:t>
@@ -9651,17 +10609,22 @@
         </w:pBdr>
         <w:shd w:val="clear" w:fill="auto"/>
         <w:spacing w:line="300" w:lineRule="auto"/>
-        <w:rPr>
-          <w:rFonts w:ascii="Arial" w:hAnsi="Arial" w:eastAsia="Arial" w:cs="Arial"/>
+        <w:jc w:val="center"/>
+        <w:rPr>
+          <w:rFonts w:hint="default" w:ascii="Times New Roman" w:hAnsi="Times New Roman" w:eastAsia="Arial" w:cs="Times New Roman"/>
           <w:b/>
           <w:bCs/>
-        </w:rPr>
-      </w:pPr>
-      <w:r>
-        <w:rPr>
-          <w:rFonts w:ascii="Arial" w:hAnsi="Arial" w:eastAsia="Arial" w:cs="Arial"/>
+          <w:sz w:val="28"/>
+          <w:szCs w:val="28"/>
+        </w:rPr>
+      </w:pPr>
+      <w:r>
+        <w:rPr>
+          <w:rFonts w:hint="default" w:ascii="Times New Roman" w:hAnsi="Times New Roman" w:eastAsia="Arial" w:cs="Times New Roman"/>
           <w:b/>
           <w:bCs/>
+          <w:sz w:val="28"/>
+          <w:szCs w:val="28"/>
           <w:rtl w:val="0"/>
         </w:rPr>
         <w:t>Код навигации главного окна (MainWindow.xaml.cs)</w:t>
@@ -10319,6 +11282,23 @@
     </w:p>
     <w:p>
       <w:pPr>
+        <w:rPr>
+          <w:rFonts w:ascii="Arial" w:hAnsi="Arial" w:eastAsia="Arial" w:cs="Arial"/>
+          <w:rtl w:val="0"/>
+        </w:rPr>
+      </w:pPr>
+      <w:bookmarkStart w:id="33" w:name="_Toc9504"/>
+      <w:bookmarkStart w:id="34" w:name="_Toc7098"/>
+      <w:r>
+        <w:rPr>
+          <w:rFonts w:ascii="Arial" w:hAnsi="Arial" w:eastAsia="Arial" w:cs="Arial"/>
+          <w:rtl w:val="0"/>
+        </w:rPr>
+        <w:br w:type="page"/>
+      </w:r>
+    </w:p>
+    <w:p>
+      <w:pPr>
         <w:pStyle w:val="3"/>
         <w:pBdr>
           <w:top w:val="none" w:color="auto" w:sz="0" w:space="0"/>
@@ -10329,15 +11309,18 @@
         </w:pBdr>
         <w:shd w:val="clear" w:fill="auto"/>
         <w:spacing w:before="0"/>
-        <w:rPr>
-          <w:rFonts w:ascii="Arial" w:hAnsi="Arial" w:eastAsia="Arial" w:cs="Arial"/>
-        </w:rPr>
-      </w:pPr>
-      <w:bookmarkStart w:id="33" w:name="_Toc9504"/>
-      <w:bookmarkStart w:id="34" w:name="_Toc7098"/>
-      <w:r>
-        <w:rPr>
-          <w:rFonts w:ascii="Arial" w:hAnsi="Arial" w:eastAsia="Arial" w:cs="Arial"/>
+        <w:jc w:val="center"/>
+        <w:rPr>
+          <w:rFonts w:hint="default" w:ascii="Times New Roman" w:hAnsi="Times New Roman" w:eastAsia="Arial" w:cs="Times New Roman"/>
+          <w:sz w:val="32"/>
+          <w:szCs w:val="32"/>
+        </w:rPr>
+      </w:pPr>
+      <w:r>
+        <w:rPr>
+          <w:rFonts w:hint="default" w:ascii="Times New Roman" w:hAnsi="Times New Roman" w:eastAsia="Arial" w:cs="Times New Roman"/>
+          <w:sz w:val="32"/>
+          <w:szCs w:val="32"/>
           <w:rtl w:val="0"/>
         </w:rPr>
         <w:t>ПРИЛОЖЕНИЕ Б</w:t>
@@ -10356,17 +11339,22 @@
         </w:pBdr>
         <w:shd w:val="clear" w:fill="auto"/>
         <w:spacing w:line="300" w:lineRule="auto"/>
-        <w:rPr>
-          <w:rFonts w:ascii="Arial" w:hAnsi="Arial" w:eastAsia="Arial" w:cs="Arial"/>
+        <w:jc w:val="center"/>
+        <w:rPr>
+          <w:rFonts w:hint="default" w:ascii="Times New Roman" w:hAnsi="Times New Roman" w:eastAsia="Arial" w:cs="Times New Roman"/>
           <w:b/>
           <w:bCs/>
-        </w:rPr>
-      </w:pPr>
-      <w:r>
-        <w:rPr>
-          <w:rFonts w:ascii="Arial" w:hAnsi="Arial" w:eastAsia="Arial" w:cs="Arial"/>
+          <w:sz w:val="28"/>
+          <w:szCs w:val="28"/>
+        </w:rPr>
+      </w:pPr>
+      <w:r>
+        <w:rPr>
+          <w:rFonts w:hint="default" w:ascii="Times New Roman" w:hAnsi="Times New Roman" w:eastAsia="Arial" w:cs="Times New Roman"/>
           <w:b/>
           <w:bCs/>
+          <w:sz w:val="28"/>
+          <w:szCs w:val="28"/>
           <w:rtl w:val="0"/>
         </w:rPr>
         <w:t>Логика данных заемщика (ClientsPage.xaml.cs)</w:t>
